--- a/Taller/Taller-cifrado/docs/pineda-juan-ssl.docx
+++ b/Taller/Taller-cifrado/docs/pineda-juan-ssl.docx
@@ -7027,7 +7027,95 @@
           <w:sz w:val="22"/>
           <w:szCs w:val="22"/>
         </w:rPr>
-        <w:t xml:space="preserve">Los parámetros criptográficos se agruparon en un archivo aparte, en el contexto http, de modo que los hereden todos los bloques del servidor. Corresponden al perfil "intermediate" recomendado por Mozilla, que es el que conduce a la calificación A en SSL Labs.</w:t>
+        <w:t xml:space="preserve">Los parámetros criptográficos se agruparon en un archivo aparte que se incluye dentro del bloque que escucha en el 443. Corresponden al perfil "intermediate" recomendado por Mozilla, que es el que conduce a la calificación A en SSL Labs.</w:t>
+      </w:r>
+    </w:p>
+    <w:p>
+      <w:pPr>
+        <w:spacing w:after="160" w:line="276"/>
+        <w:jc w:val="both"/>
+      </w:pPr>
+      <w:r>
+        <w:rPr>
+          <w:sz w:val="22"/>
+          <w:szCs w:val="22"/>
+        </w:rPr>
+        <w:t xml:space="preserve">La ubicación del archivo no es indiferente y costó un arranque fallido averiguarlo. El primer intento fue dejarlo en </w:t>
+      </w:r>
+      <w:r>
+        <w:rPr>
+          <w:rFonts w:ascii="Consolas" w:cs="Consolas" w:eastAsia="Consolas" w:hAnsi="Consolas"/>
+          <w:sz w:val="20"/>
+          <w:szCs w:val="20"/>
+        </w:rPr>
+        <w:t xml:space="preserve">/etc/nginx/conf.d/</w:t>
+      </w:r>
+      <w:r>
+        <w:rPr>
+          <w:sz w:val="22"/>
+          <w:szCs w:val="22"/>
+        </w:rPr>
+        <w:t xml:space="preserve">, que parece el sitio natural; pero ese directorio se incluye en el contexto http, y el </w:t>
+      </w:r>
+      <w:r>
+        <w:rPr>
+          <w:rFonts w:ascii="Consolas" w:cs="Consolas" w:eastAsia="Consolas" w:hAnsi="Consolas"/>
+          <w:sz w:val="20"/>
+          <w:szCs w:val="20"/>
+        </w:rPr>
+        <w:t xml:space="preserve">nginx.conf</w:t>
+      </w:r>
+      <w:r>
+        <w:rPr>
+          <w:sz w:val="22"/>
+          <w:szCs w:val="22"/>
+        </w:rPr>
+        <w:t xml:space="preserve"> que trae Ubuntu ya declara ahí </w:t>
+      </w:r>
+      <w:r>
+        <w:rPr>
+          <w:rFonts w:ascii="Consolas" w:cs="Consolas" w:eastAsia="Consolas" w:hAnsi="Consolas"/>
+          <w:sz w:val="20"/>
+          <w:szCs w:val="20"/>
+        </w:rPr>
+        <w:t xml:space="preserve">ssl_protocols</w:t>
+      </w:r>
+      <w:r>
+        <w:rPr>
+          <w:sz w:val="22"/>
+          <w:szCs w:val="22"/>
+        </w:rPr>
+        <w:t xml:space="preserve"> y </w:t>
+      </w:r>
+      <w:r>
+        <w:rPr>
+          <w:rFonts w:ascii="Consolas" w:cs="Consolas" w:eastAsia="Consolas" w:hAnsi="Consolas"/>
+          <w:sz w:val="20"/>
+          <w:szCs w:val="20"/>
+        </w:rPr>
+        <w:t xml:space="preserve">ssl_prefer_server_ciphers</w:t>
+      </w:r>
+      <w:r>
+        <w:rPr>
+          <w:sz w:val="22"/>
+          <w:szCs w:val="22"/>
+        </w:rPr>
+        <w:t xml:space="preserve">. Declararlas una segunda vez en el mismo contexto no es una redefinición sino un error, y nginx se niega a arrancar con </w:t>
+      </w:r>
+      <w:r>
+        <w:rPr>
+          <w:rFonts w:ascii="Consolas" w:cs="Consolas" w:eastAsia="Consolas" w:hAnsi="Consolas"/>
+          <w:sz w:val="20"/>
+          <w:szCs w:val="20"/>
+        </w:rPr>
+        <w:t xml:space="preserve">directive is duplicate</w:t>
+      </w:r>
+      <w:r>
+        <w:rPr>
+          <w:sz w:val="22"/>
+          <w:szCs w:val="22"/>
+        </w:rPr>
+        <w:t xml:space="preserve">. Dentro del bloque server no hay conflicto: son más específicas y sobrescriben lo heredado, que es justo lo que se busca.</w:t>
       </w:r>
     </w:p>
     <w:tbl>
@@ -7075,7 +7163,7 @@
                 <w:sz w:val="18"/>
                 <w:szCs w:val="18"/>
               </w:rPr>
-              <w:t xml:space="preserve">/etc/nginx/conf.d/tls-parametros.conf</w:t>
+              <w:t xml:space="preserve">/etc/nginx/snippets/tls-parametros.conf, incluido en el bloque server del 443</w:t>
             </w:r>
           </w:p>
           <w:p>
@@ -7677,7 +7765,7 @@
                 <w:sz w:val="20"/>
                 <w:szCs w:val="20"/>
               </w:rPr>
-              <w:t xml:space="preserve">.env</w:t>
+              <w:t xml:space="preserve">taller-cifrado.service</w:t>
             </w:r>
           </w:p>
         </w:tc>
@@ -7700,7 +7788,7 @@
                 <w:sz w:val="20"/>
                 <w:szCs w:val="20"/>
               </w:rPr>
-              <w:t xml:space="preserve">COOKIE_SECURE=true, CONFIAR_EN_PROXY=1, FORZAR_HTTPS=true</w:t>
+              <w:t xml:space="preserve">CONFIAR_EN_PROXY=1; COOKIE_SECURE y FORZAR_HTTPS se activan al llegar la etapa 2</w:t>
             </w:r>
           </w:p>
         </w:tc>
@@ -7765,6 +7853,62 @@
     <w:p>
       <w:r>
         <w:br w:type="page"/>
+      </w:r>
+    </w:p>
+    <w:p>
+      <w:pPr>
+        <w:spacing w:after="160" w:line="276"/>
+        <w:jc w:val="both"/>
+      </w:pPr>
+      <w:r>
+        <w:rPr>
+          <w:sz w:val="22"/>
+          <w:szCs w:val="22"/>
+        </w:rPr>
+        <w:t xml:space="preserve">Dos detalles de ese ajuste merecen constar. El primero es que la exigencia de https en la aplicación no puede activarse desde el principio: durante la etapa 1 el puerto 443 todavía no responde, de modo que redirigir hacia él dejaría el sitio inaccesible precisamente cuando hay que capturar la evidencia del tráfico en claro. Por eso la unidad de systemd arranca con la exigencia desactivada y es el guión del certificado autofirmado el que la enciende, mediante un archivo suplementario en </w:t>
+      </w:r>
+      <w:r>
+        <w:rPr>
+          <w:rFonts w:ascii="Consolas" w:cs="Consolas" w:eastAsia="Consolas" w:hAnsi="Consolas"/>
+          <w:sz w:val="20"/>
+          <w:szCs w:val="20"/>
+        </w:rPr>
+        <w:t xml:space="preserve">taller-cifrado.service.d/</w:t>
+      </w:r>
+      <w:r>
+        <w:rPr>
+          <w:sz w:val="22"/>
+          <w:szCs w:val="22"/>
+        </w:rPr>
+        <w:t xml:space="preserve">, en cuanto existe un certificado.</w:t>
+      </w:r>
+    </w:p>
+    <w:p>
+      <w:pPr>
+        <w:spacing w:after="160" w:line="276"/>
+        <w:jc w:val="both"/>
+      </w:pPr>
+      <w:r>
+        <w:rPr>
+          <w:sz w:val="22"/>
+          <w:szCs w:val="22"/>
+        </w:rPr>
+        <w:t xml:space="preserve">El segundo es la interfaz de escucha. Node abre el puerto en todas las interfaces si no se le indica otra cosa, con lo que la aplicación quedaba accesible sin cifrar en el puerto 4000 para cualquiera que alcanzase la máquina, con el cortafuegos como única barrera. Ahora se enlaza explícitamente a </w:t>
+      </w:r>
+      <w:r>
+        <w:rPr>
+          <w:rFonts w:ascii="Consolas" w:cs="Consolas" w:eastAsia="Consolas" w:hAnsi="Consolas"/>
+          <w:sz w:val="20"/>
+          <w:szCs w:val="20"/>
+        </w:rPr>
+        <w:t xml:space="preserve">127.0.0.1</w:t>
+      </w:r>
+      <w:r>
+        <w:rPr>
+          <w:sz w:val="22"/>
+          <w:szCs w:val="22"/>
+        </w:rPr>
+        <w:t xml:space="preserve">, de forma que la única vía de entrada sea nginx y el certificado no pueda rodearse.</w:t>
       </w:r>
     </w:p>
     <w:p>
@@ -9246,7 +9390,7 @@
                 <w:sz w:val="20"/>
                 <w:szCs w:val="20"/>
               </w:rPr>
-              <w:t xml:space="preserve">  conf.d/tls-parametros.conf              protocolos, suites, dhparam</w:t>
+              <w:t xml:space="preserve">  snippets/tls-parametros.conf            protocolos, suites, dhparam</w:t>
             </w:r>
           </w:p>
           <w:p>
@@ -9797,6 +9941,54 @@
                 <w:szCs w:val="20"/>
               </w:rPr>
               <w:t xml:space="preserve">Protocolos, suites y parámetros de sesión</w:t>
+            </w:r>
+          </w:p>
+        </w:tc>
+      </w:tr>
+      <w:tr>
+        <w:tc>
+          <w:tcPr>
+            <w:tcW w:type="dxa" w:w="4200"/>
+            <w:tcMar>
+              <w:top w:type="dxa" w:w="80"/>
+              <w:left w:type="dxa" w:w="120"/>
+              <w:bottom w:type="dxa" w:w="80"/>
+              <w:right w:type="dxa" w:w="120"/>
+            </w:tcMar>
+          </w:tcPr>
+          <w:p>
+            <w:pPr>
+              <w:spacing w:after="0"/>
+            </w:pPr>
+            <w:r>
+              <w:rPr>
+                <w:sz w:val="20"/>
+                <w:szCs w:val="20"/>
+              </w:rPr>
+              <w:t xml:space="preserve">deploy/scripts/diagnostico-servidor.sh</w:t>
+            </w:r>
+          </w:p>
+        </w:tc>
+        <w:tc>
+          <w:tcPr>
+            <w:tcW w:type="dxa" w:w="5160"/>
+            <w:tcMar>
+              <w:top w:type="dxa" w:w="80"/>
+              <w:left w:type="dxa" w:w="120"/>
+              <w:bottom w:type="dxa" w:w="80"/>
+              <w:right w:type="dxa" w:w="120"/>
+            </w:tcMar>
+          </w:tcPr>
+          <w:p>
+            <w:pPr>
+              <w:spacing w:after="0"/>
+            </w:pPr>
+            <w:r>
+              <w:rPr>
+                <w:sz w:val="20"/>
+                <w:szCs w:val="20"/>
+              </w:rPr>
+              <w:t xml:space="preserve">Revisión del servidor antes de desplegar (no modifica nada)</w:t>
             </w:r>
           </w:p>
         </w:tc>

--- a/Taller/Taller-cifrado/docs/pineda-juan-ssl.docx
+++ b/Taller/Taller-cifrado/docs/pineda-juan-ssl.docx
@@ -1176,7 +1176,20 @@
                 <w:sz w:val="20"/>
                 <w:szCs w:val="20"/>
               </w:rPr>
-              <w:t xml:space="preserve">sudo tcpdump -i any -A -s0 'tcp port 80 and host santafe-pineda.shop'</w:t>
+              <w:t xml:space="preserve">sudo tcpdump -i any -s0 -w /tmp/captura.pcap 'tcp port 80'</w:t>
+            </w:r>
+          </w:p>
+          <w:p>
+            <w:pPr>
+              <w:spacing w:after="0" w:before="0" w:line="240"/>
+            </w:pPr>
+            <w:r>
+              <w:rPr>
+                <w:rFonts w:ascii="Consolas" w:cs="Consolas" w:eastAsia="Consolas" w:hAnsi="Consolas"/>
+                <w:sz w:val="20"/>
+                <w:szCs w:val="20"/>
+              </w:rPr>
+              <w:t xml:space="preserve">sudo tcpdump -r /tmp/captura.pcap -A | grep -A25 'POST /api/auth/login'</w:t>
             </w:r>
           </w:p>
           <w:p>
@@ -1270,6 +1283,34 @@
           <w:szCs w:val="22"/>
         </w:rPr>
         <w:t xml:space="preserve"/>
+      </w:r>
+    </w:p>
+    <w:p>
+      <w:pPr>
+        <w:spacing w:after="160" w:line="276"/>
+        <w:jc w:val="both"/>
+      </w:pPr>
+      <w:r>
+        <w:rPr>
+          <w:sz w:val="22"/>
+          <w:szCs w:val="22"/>
+        </w:rPr>
+        <w:t xml:space="preserve">Merece una nota el filtro empleado, porque el primer intento no registró ni un paquete. Lo natural es filtrar por el nombre del sitio, </w:t>
+      </w:r>
+      <w:r>
+        <w:rPr>
+          <w:rFonts w:ascii="Consolas" w:cs="Consolas" w:eastAsia="Consolas" w:hAnsi="Consolas"/>
+          <w:sz w:val="20"/>
+          <w:szCs w:val="20"/>
+        </w:rPr>
+        <w:t xml:space="preserve">host santafe-pineda.shop</w:t>
+      </w:r>
+      <w:r>
+        <w:rPr>
+          <w:sz w:val="22"/>
+          <w:szCs w:val="22"/>
+        </w:rPr>
+        <w:t xml:space="preserve">, pero en una instancia de AWS eso no funciona: el nombre resuelve a la dirección elástica, mientras que la pasarela de la nube traduce las direcciones y los paquetes llegan a la interfaz de la máquina dirigidos a su IP privada. El filtro no coincide con nada y la captura sale vacía sin dar ninguna pista del motivo. Basta con filtrar por el puerto. Por lo mismo se graba a un archivo en lugar de encadenar tcpdump con grep: al escribir hacia una tubería, tcpdump acumula la salida antes de entregarla y en pantalla parece que no captura nada.</w:t>
       </w:r>
     </w:p>
     <w:p>

--- a/Taller/Taller-cifrado/docs/pineda-juan-ssl.docx
+++ b/Taller/Taller-cifrado/docs/pineda-juan-ssl.docx
@@ -872,6 +872,68 @@
     </w:p>
     <w:p>
       <w:pPr>
+        <w:spacing w:after="60" w:before="160"/>
+        <w:jc w:val="center"/>
+      </w:pPr>
+      <w:r>
+        <w:drawing>
+          <wp:inline distT="0" distB="0" distL="0" distR="0">
+            <wp:extent cx="5905500" cy="3714750"/>
+            <wp:effectExtent t="0" r="0" b="0" l="0"/>
+            <wp:docPr id="1" name="" descr="" title=""/>
+            <wp:cNvGraphicFramePr>
+              <a:graphicFrameLocks xmlns:a="http://schemas.openxmlformats.org/drawingml/2006/main" noChangeAspect="1"/>
+            </wp:cNvGraphicFramePr>
+            <a:graphic xmlns:a="http://schemas.openxmlformats.org/drawingml/2006/main">
+              <a:graphicData uri="http://schemas.openxmlformats.org/drawingml/2006/picture">
+                <pic:pic xmlns:pic="http://schemas.openxmlformats.org/drawingml/2006/picture">
+                  <pic:nvPicPr>
+                    <pic:cNvPr id="0" name="" descr=""/>
+                    <pic:cNvPicPr>
+                      <a:picLocks noChangeAspect="1" noChangeArrowheads="1"/>
+                    </pic:cNvPicPr>
+                  </pic:nvPicPr>
+                  <pic:blipFill>
+                    <a:blip r:embed="rId8" cstate="none"/>
+                    <a:srcRect/>
+                    <a:stretch>
+                      <a:fillRect/>
+                    </a:stretch>
+                  </pic:blipFill>
+                  <pic:spPr bwMode="auto">
+                    <a:xfrm>
+                      <a:off x="0" y="0"/>
+                      <a:ext cx="5905500" cy="3714750"/>
+                    </a:xfrm>
+                    <a:prstGeom prst="rect">
+                      <a:avLst/>
+                    </a:prstGeom>
+                  </pic:spPr>
+                </pic:pic>
+              </a:graphicData>
+            </a:graphic>
+          </wp:inline>
+        </w:drawing>
+      </w:r>
+    </w:p>
+    <w:p>
+      <w:pPr>
+        <w:spacing w:after="240"/>
+        <w:jc w:val="center"/>
+      </w:pPr>
+      <w:r>
+        <w:rPr>
+          <w:i/>
+          <w:iCs/>
+          <w:color w:val="555555"/>
+          <w:sz w:val="18"/>
+          <w:szCs w:val="18"/>
+        </w:rPr>
+        <w:t xml:space="preserve">Figura 1. Acceso por SSH a la instancia EC2. Ubuntu 24.04 LTS sobre AWS, con direccion privada 172.31.22.193 detras de la IP elastica publica.</w:t>
+      </w:r>
+    </w:p>
+    <w:p>
+      <w:pPr>
         <w:spacing w:after="160" w:line="276"/>
         <w:jc w:val="both"/>
       </w:pPr>
@@ -1107,6 +1169,68 @@
     </w:p>
     <w:p>
       <w:pPr>
+        <w:spacing w:after="60" w:before="160"/>
+        <w:jc w:val="center"/>
+      </w:pPr>
+      <w:r>
+        <w:drawing>
+          <wp:inline distT="0" distB="0" distL="0" distR="0">
+            <wp:extent cx="5905500" cy="4752975"/>
+            <wp:effectExtent t="0" r="0" b="0" l="0"/>
+            <wp:docPr id="1" name="" descr="" title=""/>
+            <wp:cNvGraphicFramePr>
+              <a:graphicFrameLocks xmlns:a="http://schemas.openxmlformats.org/drawingml/2006/main" noChangeAspect="1"/>
+            </wp:cNvGraphicFramePr>
+            <a:graphic xmlns:a="http://schemas.openxmlformats.org/drawingml/2006/main">
+              <a:graphicData uri="http://schemas.openxmlformats.org/drawingml/2006/picture">
+                <pic:pic xmlns:pic="http://schemas.openxmlformats.org/drawingml/2006/picture">
+                  <pic:nvPicPr>
+                    <pic:cNvPr id="0" name="" descr=""/>
+                    <pic:cNvPicPr>
+                      <a:picLocks noChangeAspect="1" noChangeArrowheads="1"/>
+                    </pic:cNvPicPr>
+                  </pic:nvPicPr>
+                  <pic:blipFill>
+                    <a:blip r:embed="rId9" cstate="none"/>
+                    <a:srcRect/>
+                    <a:stretch>
+                      <a:fillRect/>
+                    </a:stretch>
+                  </pic:blipFill>
+                  <pic:spPr bwMode="auto">
+                    <a:xfrm>
+                      <a:off x="0" y="0"/>
+                      <a:ext cx="5905500" cy="4752975"/>
+                    </a:xfrm>
+                    <a:prstGeom prst="rect">
+                      <a:avLst/>
+                    </a:prstGeom>
+                  </pic:spPr>
+                </pic:pic>
+              </a:graphicData>
+            </a:graphic>
+          </wp:inline>
+        </w:drawing>
+      </w:r>
+    </w:p>
+    <w:p>
+      <w:pPr>
+        <w:spacing w:after="240"/>
+        <w:jc w:val="center"/>
+      </w:pPr>
+      <w:r>
+        <w:rPr>
+          <w:i/>
+          <w:iCs/>
+          <w:color w:val="555555"/>
+          <w:sz w:val="18"/>
+          <w:szCs w:val="18"/>
+        </w:rPr>
+        <w:t xml:space="preserve">Figura 2. El sitio respondiendo por HTTP sin cifrar. El 502 inicial corresponde al instante en que el servicio se reiniciaba; acto seguido responde 200 OK, sin redireccion, que es el punto de partida de la practica.</w:t>
+      </w:r>
+    </w:p>
+    <w:p>
+      <w:pPr>
         <w:spacing w:after="160" w:line="276"/>
         <w:jc w:val="both"/>
       </w:pPr>
@@ -1355,72 +1479,130 @@
         <w:t xml:space="preserve">Una prueba con SSL Labs en esta etapa no produce calificación alguna, sino el mensaje "Assessment failed: No secure protocols supported", que es la forma que tiene la herramienta de decir que no hay nada que evaluar porque el puerto 443 ni siquiera responde.</w:t>
       </w:r>
     </w:p>
-    <w:tbl>
-      <w:tblPr>
-        <w:tblW w:type="dxa" w:w="9360"/>
-        <w:tblBorders>
-          <w:top w:val="single" w:color="auto" w:sz="4"/>
-          <w:left w:val="single" w:color="auto" w:sz="4"/>
-          <w:bottom w:val="single" w:color="auto" w:sz="4"/>
-          <w:right w:val="single" w:color="auto" w:sz="4"/>
-          <w:insideH w:val="single" w:color="auto" w:sz="4"/>
-          <w:insideV w:val="single" w:color="auto" w:sz="4"/>
-        </w:tblBorders>
-      </w:tblPr>
-      <w:tblGrid>
-        <w:gridCol w:w="9360"/>
-      </w:tblGrid>
-      <w:tr>
-        <w:tc>
-          <w:tcPr>
-            <w:tcW w:type="dxa" w:w="9360"/>
-            <w:tcBorders>
-              <w:top w:val="dashed" w:color="D9A441" w:sz="6"/>
-              <w:left w:val="dashed" w:color="D9A441" w:sz="6"/>
-              <w:bottom w:val="dashed" w:color="D9A441" w:sz="6"/>
-              <w:right w:val="dashed" w:color="D9A441" w:sz="6"/>
-            </w:tcBorders>
-            <w:shd w:fill="FFF7E6" w:color="auto" w:val="clear"/>
-            <w:tcMar>
-              <w:top w:type="dxa" w:w="160"/>
-              <w:left w:type="dxa" w:w="160"/>
-              <w:bottom w:type="dxa" w:w="160"/>
-              <w:right w:type="dxa" w:w="160"/>
-            </w:tcMar>
-          </w:tcPr>
-          <w:p>
-            <w:pPr>
-              <w:spacing w:after="60"/>
-            </w:pPr>
-            <w:r>
-              <w:rPr>
-                <w:b/>
-                <w:bCs/>
-                <w:color w:val="8A5A00"/>
-                <w:sz w:val="20"/>
-                <w:szCs w:val="20"/>
-              </w:rPr>
-              <w:t xml:space="preserve">INSERTAR CAPTURA  ·  01-sin-ssl-firefox.png</w:t>
-            </w:r>
-          </w:p>
-          <w:p>
-            <w:pPr>
-              <w:spacing w:after="0"/>
-            </w:pPr>
-            <w:r>
-              <w:rPr>
-                <w:i/>
-                <w:iCs/>
-                <w:color w:val="6B4A00"/>
-                <w:sz w:val="20"/>
-                <w:szCs w:val="20"/>
-              </w:rPr>
-              <w:t xml:space="preserve">Firefox en http://santafe-pineda.shop/login con el candado tachado y el aviso "Esta conexión no es segura" sobre el campo de contraseña.</w:t>
-            </w:r>
-          </w:p>
-        </w:tc>
-      </w:tr>
-    </w:tbl>
+    <w:p>
+      <w:pPr>
+        <w:spacing w:after="60" w:before="160"/>
+        <w:jc w:val="center"/>
+      </w:pPr>
+      <w:r>
+        <w:drawing>
+          <wp:inline distT="0" distB="0" distL="0" distR="0">
+            <wp:extent cx="5905500" cy="3324225"/>
+            <wp:effectExtent t="0" r="0" b="0" l="0"/>
+            <wp:docPr id="1" name="" descr="" title=""/>
+            <wp:cNvGraphicFramePr>
+              <a:graphicFrameLocks xmlns:a="http://schemas.openxmlformats.org/drawingml/2006/main" noChangeAspect="1"/>
+            </wp:cNvGraphicFramePr>
+            <a:graphic xmlns:a="http://schemas.openxmlformats.org/drawingml/2006/main">
+              <a:graphicData uri="http://schemas.openxmlformats.org/drawingml/2006/picture">
+                <pic:pic xmlns:pic="http://schemas.openxmlformats.org/drawingml/2006/picture">
+                  <pic:nvPicPr>
+                    <pic:cNvPr id="0" name="" descr=""/>
+                    <pic:cNvPicPr>
+                      <a:picLocks noChangeAspect="1" noChangeArrowheads="1"/>
+                    </pic:cNvPicPr>
+                  </pic:nvPicPr>
+                  <pic:blipFill>
+                    <a:blip r:embed="rId10" cstate="none"/>
+                    <a:srcRect/>
+                    <a:stretch>
+                      <a:fillRect/>
+                    </a:stretch>
+                  </pic:blipFill>
+                  <pic:spPr bwMode="auto">
+                    <a:xfrm>
+                      <a:off x="0" y="0"/>
+                      <a:ext cx="5905500" cy="3324225"/>
+                    </a:xfrm>
+                    <a:prstGeom prst="rect">
+                      <a:avLst/>
+                    </a:prstGeom>
+                  </pic:spPr>
+                </pic:pic>
+              </a:graphicData>
+            </a:graphic>
+          </wp:inline>
+        </w:drawing>
+      </w:r>
+    </w:p>
+    <w:p>
+      <w:pPr>
+        <w:spacing w:after="240"/>
+        <w:jc w:val="center"/>
+      </w:pPr>
+      <w:r>
+        <w:rPr>
+          <w:i/>
+          <w:iCs/>
+          <w:color w:val="555555"/>
+          <w:sz w:val="18"/>
+          <w:szCs w:val="18"/>
+        </w:rPr>
+        <w:t xml:space="preserve">Figura 3. El navegador marca el sitio como "Not secure" y advierte de que no deben introducirse contrasenas en el. El formulario de inicio de sesion se sirve por HTTP.</w:t>
+      </w:r>
+    </w:p>
+    <w:p>
+      <w:pPr>
+        <w:spacing w:after="60" w:before="160"/>
+        <w:jc w:val="center"/>
+      </w:pPr>
+      <w:r>
+        <w:drawing>
+          <wp:inline distT="0" distB="0" distL="0" distR="0">
+            <wp:extent cx="5905500" cy="3324225"/>
+            <wp:effectExtent t="0" r="0" b="0" l="0"/>
+            <wp:docPr id="1" name="" descr="" title=""/>
+            <wp:cNvGraphicFramePr>
+              <a:graphicFrameLocks xmlns:a="http://schemas.openxmlformats.org/drawingml/2006/main" noChangeAspect="1"/>
+            </wp:cNvGraphicFramePr>
+            <a:graphic xmlns:a="http://schemas.openxmlformats.org/drawingml/2006/main">
+              <a:graphicData uri="http://schemas.openxmlformats.org/drawingml/2006/picture">
+                <pic:pic xmlns:pic="http://schemas.openxmlformats.org/drawingml/2006/picture">
+                  <pic:nvPicPr>
+                    <pic:cNvPr id="0" name="" descr=""/>
+                    <pic:cNvPicPr>
+                      <a:picLocks noChangeAspect="1" noChangeArrowheads="1"/>
+                    </pic:cNvPicPr>
+                  </pic:nvPicPr>
+                  <pic:blipFill>
+                    <a:blip r:embed="rId11" cstate="none"/>
+                    <a:srcRect/>
+                    <a:stretch>
+                      <a:fillRect/>
+                    </a:stretch>
+                  </pic:blipFill>
+                  <pic:spPr bwMode="auto">
+                    <a:xfrm>
+                      <a:off x="0" y="0"/>
+                      <a:ext cx="5905500" cy="3324225"/>
+                    </a:xfrm>
+                    <a:prstGeom prst="rect">
+                      <a:avLst/>
+                    </a:prstGeom>
+                  </pic:spPr>
+                </pic:pic>
+              </a:graphicData>
+            </a:graphic>
+          </wp:inline>
+        </w:drawing>
+      </w:r>
+    </w:p>
+    <w:p>
+      <w:pPr>
+        <w:spacing w:after="240"/>
+        <w:jc w:val="center"/>
+      </w:pPr>
+      <w:r>
+        <w:rPr>
+          <w:i/>
+          <w:iCs/>
+          <w:color w:val="555555"/>
+          <w:sz w:val="18"/>
+          <w:szCs w:val="18"/>
+        </w:rPr>
+        <w:t xml:space="preserve">Figura 4. La aplicacion completa, con el panel de usuarios y los hashes BCrypt, viaja tambien en claro.</w:t>
+      </w:r>
+    </w:p>
     <w:p>
       <w:pPr>
         <w:spacing w:after="0"/>
@@ -1433,72 +1615,68 @@
         <w:t xml:space="preserve"/>
       </w:r>
     </w:p>
-    <w:tbl>
-      <w:tblPr>
-        <w:tblW w:type="dxa" w:w="9360"/>
-        <w:tblBorders>
-          <w:top w:val="single" w:color="auto" w:sz="4"/>
-          <w:left w:val="single" w:color="auto" w:sz="4"/>
-          <w:bottom w:val="single" w:color="auto" w:sz="4"/>
-          <w:right w:val="single" w:color="auto" w:sz="4"/>
-          <w:insideH w:val="single" w:color="auto" w:sz="4"/>
-          <w:insideV w:val="single" w:color="auto" w:sz="4"/>
-        </w:tblBorders>
-      </w:tblPr>
-      <w:tblGrid>
-        <w:gridCol w:w="9360"/>
-      </w:tblGrid>
-      <w:tr>
-        <w:tc>
-          <w:tcPr>
-            <w:tcW w:type="dxa" w:w="9360"/>
-            <w:tcBorders>
-              <w:top w:val="dashed" w:color="D9A441" w:sz="6"/>
-              <w:left w:val="dashed" w:color="D9A441" w:sz="6"/>
-              <w:bottom w:val="dashed" w:color="D9A441" w:sz="6"/>
-              <w:right w:val="dashed" w:color="D9A441" w:sz="6"/>
-            </w:tcBorders>
-            <w:shd w:fill="FFF7E6" w:color="auto" w:val="clear"/>
-            <w:tcMar>
-              <w:top w:type="dxa" w:w="160"/>
-              <w:left w:type="dxa" w:w="160"/>
-              <w:bottom w:type="dxa" w:w="160"/>
-              <w:right w:type="dxa" w:w="160"/>
-            </w:tcMar>
-          </w:tcPr>
-          <w:p>
-            <w:pPr>
-              <w:spacing w:after="60"/>
-            </w:pPr>
-            <w:r>
-              <w:rPr>
-                <w:b/>
-                <w:bCs/>
-                <w:color w:val="8A5A00"/>
-                <w:sz w:val="20"/>
-                <w:szCs w:val="20"/>
-              </w:rPr>
-              <w:t xml:space="preserve">INSERTAR CAPTURA  ·  02-sin-ssl-captura-red.png</w:t>
-            </w:r>
-          </w:p>
-          <w:p>
-            <w:pPr>
-              <w:spacing w:after="0"/>
-            </w:pPr>
-            <w:r>
-              <w:rPr>
-                <w:i/>
-                <w:iCs/>
-                <w:color w:val="6B4A00"/>
-                <w:sz w:val="20"/>
-                <w:szCs w:val="20"/>
-              </w:rPr>
-              <w:t xml:space="preserve">Salida de tcpdump durante un inicio de sesión: el usuario y la contraseña legibles en texto plano.</w:t>
-            </w:r>
-          </w:p>
-        </w:tc>
-      </w:tr>
-    </w:tbl>
+    <w:p>
+      <w:pPr>
+        <w:spacing w:after="60" w:before="160"/>
+        <w:jc w:val="center"/>
+      </w:pPr>
+      <w:r>
+        <w:drawing>
+          <wp:inline distT="0" distB="0" distL="0" distR="0">
+            <wp:extent cx="5905500" cy="4524375"/>
+            <wp:effectExtent t="0" r="0" b="0" l="0"/>
+            <wp:docPr id="1" name="" descr="" title=""/>
+            <wp:cNvGraphicFramePr>
+              <a:graphicFrameLocks xmlns:a="http://schemas.openxmlformats.org/drawingml/2006/main" noChangeAspect="1"/>
+            </wp:cNvGraphicFramePr>
+            <a:graphic xmlns:a="http://schemas.openxmlformats.org/drawingml/2006/main">
+              <a:graphicData uri="http://schemas.openxmlformats.org/drawingml/2006/picture">
+                <pic:pic xmlns:pic="http://schemas.openxmlformats.org/drawingml/2006/picture">
+                  <pic:nvPicPr>
+                    <pic:cNvPr id="0" name="" descr=""/>
+                    <pic:cNvPicPr>
+                      <a:picLocks noChangeAspect="1" noChangeArrowheads="1"/>
+                    </pic:cNvPicPr>
+                  </pic:nvPicPr>
+                  <pic:blipFill>
+                    <a:blip r:embed="rId12" cstate="none"/>
+                    <a:srcRect/>
+                    <a:stretch>
+                      <a:fillRect/>
+                    </a:stretch>
+                  </pic:blipFill>
+                  <pic:spPr bwMode="auto">
+                    <a:xfrm>
+                      <a:off x="0" y="0"/>
+                      <a:ext cx="5905500" cy="4524375"/>
+                    </a:xfrm>
+                    <a:prstGeom prst="rect">
+                      <a:avLst/>
+                    </a:prstGeom>
+                  </pic:spPr>
+                </pic:pic>
+              </a:graphicData>
+            </a:graphic>
+          </wp:inline>
+        </w:drawing>
+      </w:r>
+    </w:p>
+    <w:p>
+      <w:pPr>
+        <w:spacing w:after="240"/>
+        <w:jc w:val="center"/>
+      </w:pPr>
+      <w:r>
+        <w:rPr>
+          <w:i/>
+          <w:iCs/>
+          <w:color w:val="555555"/>
+          <w:sz w:val="18"/>
+          <w:szCs w:val="18"/>
+        </w:rPr>
+        <w:t xml:space="preserve">Figura 5. Captura del trafico durante un inicio de sesion real. En el cuerpo del POST se lee {"username":"admin","password":"Admin2026*"}: la contrasena viaja intacta por la red.</w:t>
+      </w:r>
+    </w:p>
     <w:p>
       <w:pPr>
         <w:spacing w:after="0"/>
@@ -1511,72 +1689,68 @@
         <w:t xml:space="preserve"/>
       </w:r>
     </w:p>
-    <w:tbl>
-      <w:tblPr>
-        <w:tblW w:type="dxa" w:w="9360"/>
-        <w:tblBorders>
-          <w:top w:val="single" w:color="auto" w:sz="4"/>
-          <w:left w:val="single" w:color="auto" w:sz="4"/>
-          <w:bottom w:val="single" w:color="auto" w:sz="4"/>
-          <w:right w:val="single" w:color="auto" w:sz="4"/>
-          <w:insideH w:val="single" w:color="auto" w:sz="4"/>
-          <w:insideV w:val="single" w:color="auto" w:sz="4"/>
-        </w:tblBorders>
-      </w:tblPr>
-      <w:tblGrid>
-        <w:gridCol w:w="9360"/>
-      </w:tblGrid>
-      <w:tr>
-        <w:tc>
-          <w:tcPr>
-            <w:tcW w:type="dxa" w:w="9360"/>
-            <w:tcBorders>
-              <w:top w:val="dashed" w:color="D9A441" w:sz="6"/>
-              <w:left w:val="dashed" w:color="D9A441" w:sz="6"/>
-              <w:bottom w:val="dashed" w:color="D9A441" w:sz="6"/>
-              <w:right w:val="dashed" w:color="D9A441" w:sz="6"/>
-            </w:tcBorders>
-            <w:shd w:fill="FFF7E6" w:color="auto" w:val="clear"/>
-            <w:tcMar>
-              <w:top w:type="dxa" w:w="160"/>
-              <w:left w:type="dxa" w:w="160"/>
-              <w:bottom w:type="dxa" w:w="160"/>
-              <w:right w:type="dxa" w:w="160"/>
-            </w:tcMar>
-          </w:tcPr>
-          <w:p>
-            <w:pPr>
-              <w:spacing w:after="60"/>
-            </w:pPr>
-            <w:r>
-              <w:rPr>
-                <w:b/>
-                <w:bCs/>
-                <w:color w:val="8A5A00"/>
-                <w:sz w:val="20"/>
-                <w:szCs w:val="20"/>
-              </w:rPr>
-              <w:t xml:space="preserve">INSERTAR CAPTURA  ·  03-sin-ssl-ssllabs.png</w:t>
-            </w:r>
-          </w:p>
-          <w:p>
-            <w:pPr>
-              <w:spacing w:after="0"/>
-            </w:pPr>
-            <w:r>
-              <w:rPr>
-                <w:i/>
-                <w:iCs/>
-                <w:color w:val="6B4A00"/>
-                <w:sz w:val="20"/>
-                <w:szCs w:val="20"/>
-              </w:rPr>
-              <w:t xml:space="preserve">SSL Labs sobre el dominio: "Assessment failed: No secure protocols supported".</w:t>
-            </w:r>
-          </w:p>
-        </w:tc>
-      </w:tr>
-    </w:tbl>
+    <w:p>
+      <w:pPr>
+        <w:spacing w:after="60" w:before="160"/>
+        <w:jc w:val="center"/>
+      </w:pPr>
+      <w:r>
+        <w:drawing>
+          <wp:inline distT="0" distB="0" distL="0" distR="0">
+            <wp:extent cx="5905500" cy="3324225"/>
+            <wp:effectExtent t="0" r="0" b="0" l="0"/>
+            <wp:docPr id="1" name="" descr="" title=""/>
+            <wp:cNvGraphicFramePr>
+              <a:graphicFrameLocks xmlns:a="http://schemas.openxmlformats.org/drawingml/2006/main" noChangeAspect="1"/>
+            </wp:cNvGraphicFramePr>
+            <a:graphic xmlns:a="http://schemas.openxmlformats.org/drawingml/2006/main">
+              <a:graphicData uri="http://schemas.openxmlformats.org/drawingml/2006/picture">
+                <pic:pic xmlns:pic="http://schemas.openxmlformats.org/drawingml/2006/picture">
+                  <pic:nvPicPr>
+                    <pic:cNvPr id="0" name="" descr=""/>
+                    <pic:cNvPicPr>
+                      <a:picLocks noChangeAspect="1" noChangeArrowheads="1"/>
+                    </pic:cNvPicPr>
+                  </pic:nvPicPr>
+                  <pic:blipFill>
+                    <a:blip r:embed="rId13" cstate="none"/>
+                    <a:srcRect/>
+                    <a:stretch>
+                      <a:fillRect/>
+                    </a:stretch>
+                  </pic:blipFill>
+                  <pic:spPr bwMode="auto">
+                    <a:xfrm>
+                      <a:off x="0" y="0"/>
+                      <a:ext cx="5905500" cy="3324225"/>
+                    </a:xfrm>
+                    <a:prstGeom prst="rect">
+                      <a:avLst/>
+                    </a:prstGeom>
+                  </pic:spPr>
+                </pic:pic>
+              </a:graphicData>
+            </a:graphic>
+          </wp:inline>
+        </w:drawing>
+      </w:r>
+    </w:p>
+    <w:p>
+      <w:pPr>
+        <w:spacing w:after="240"/>
+        <w:jc w:val="center"/>
+      </w:pPr>
+      <w:r>
+        <w:rPr>
+          <w:i/>
+          <w:iCs/>
+          <w:color w:val="555555"/>
+          <w:sz w:val="18"/>
+          <w:szCs w:val="18"/>
+        </w:rPr>
+        <w:t xml:space="preserve">Figura 6. SSL Labs no llega a emitir calificacion: "Assessment failed: Unable to connect to the server". No hay nada que evaluar porque el puerto 443 no responde.</w:t>
+      </w:r>
+    </w:p>
     <w:p>
       <w:r>
         <w:br w:type="page"/>
@@ -2974,72 +3148,130 @@
         <w:t xml:space="preserve">El problema práctico es que ningún visitante debería acostumbrarse a pulsar "Aceptar el riesgo y continuar". Esa costumbre es justamente lo que un ataque de intermediario necesita para pasar inadvertido, porque el certificado falso del atacante produce en el navegador una advertencia idéntica a la que el usuario ya aprendió a ignorar. Por eso el certificado autofirmado sirve para entornos internos y pruebas, pero no para un sitio público.</w:t>
       </w:r>
     </w:p>
-    <w:tbl>
-      <w:tblPr>
-        <w:tblW w:type="dxa" w:w="9360"/>
-        <w:tblBorders>
-          <w:top w:val="single" w:color="auto" w:sz="4"/>
-          <w:left w:val="single" w:color="auto" w:sz="4"/>
-          <w:bottom w:val="single" w:color="auto" w:sz="4"/>
-          <w:right w:val="single" w:color="auto" w:sz="4"/>
-          <w:insideH w:val="single" w:color="auto" w:sz="4"/>
-          <w:insideV w:val="single" w:color="auto" w:sz="4"/>
-        </w:tblBorders>
-      </w:tblPr>
-      <w:tblGrid>
-        <w:gridCol w:w="9360"/>
-      </w:tblGrid>
-      <w:tr>
-        <w:tc>
-          <w:tcPr>
-            <w:tcW w:type="dxa" w:w="9360"/>
-            <w:tcBorders>
-              <w:top w:val="dashed" w:color="D9A441" w:sz="6"/>
-              <w:left w:val="dashed" w:color="D9A441" w:sz="6"/>
-              <w:bottom w:val="dashed" w:color="D9A441" w:sz="6"/>
-              <w:right w:val="dashed" w:color="D9A441" w:sz="6"/>
-            </w:tcBorders>
-            <w:shd w:fill="FFF7E6" w:color="auto" w:val="clear"/>
-            <w:tcMar>
-              <w:top w:type="dxa" w:w="160"/>
-              <w:left w:type="dxa" w:w="160"/>
-              <w:bottom w:type="dxa" w:w="160"/>
-              <w:right w:type="dxa" w:w="160"/>
-            </w:tcMar>
-          </w:tcPr>
-          <w:p>
-            <w:pPr>
-              <w:spacing w:after="60"/>
-            </w:pPr>
-            <w:r>
-              <w:rPr>
-                <w:b/>
-                <w:bCs/>
-                <w:color w:val="8A5A00"/>
-                <w:sz w:val="20"/>
-                <w:szCs w:val="20"/>
-              </w:rPr>
-              <w:t xml:space="preserve">INSERTAR CAPTURA  ·  04-openssl-generacion.png</w:t>
-            </w:r>
-          </w:p>
-          <w:p>
-            <w:pPr>
-              <w:spacing w:after="0"/>
-            </w:pPr>
-            <w:r>
-              <w:rPr>
-                <w:i/>
-                <w:iCs/>
-                <w:color w:val="6B4A00"/>
-                <w:sz w:val="20"/>
-                <w:szCs w:val="20"/>
-              </w:rPr>
-              <w:t xml:space="preserve">Salida completa de los tres pasos de OpenSSL: generación de la llave, la CSR y la autofirma.</w:t>
-            </w:r>
-          </w:p>
-        </w:tc>
-      </w:tr>
-    </w:tbl>
+    <w:p>
+      <w:pPr>
+        <w:spacing w:after="60" w:before="160"/>
+        <w:jc w:val="center"/>
+      </w:pPr>
+      <w:r>
+        <w:drawing>
+          <wp:inline distT="0" distB="0" distL="0" distR="0">
+            <wp:extent cx="5905500" cy="4543425"/>
+            <wp:effectExtent t="0" r="0" b="0" l="0"/>
+            <wp:docPr id="1" name="" descr="" title=""/>
+            <wp:cNvGraphicFramePr>
+              <a:graphicFrameLocks xmlns:a="http://schemas.openxmlformats.org/drawingml/2006/main" noChangeAspect="1"/>
+            </wp:cNvGraphicFramePr>
+            <a:graphic xmlns:a="http://schemas.openxmlformats.org/drawingml/2006/main">
+              <a:graphicData uri="http://schemas.openxmlformats.org/drawingml/2006/picture">
+                <pic:pic xmlns:pic="http://schemas.openxmlformats.org/drawingml/2006/picture">
+                  <pic:nvPicPr>
+                    <pic:cNvPr id="0" name="" descr=""/>
+                    <pic:cNvPicPr>
+                      <a:picLocks noChangeAspect="1" noChangeArrowheads="1"/>
+                    </pic:cNvPicPr>
+                  </pic:nvPicPr>
+                  <pic:blipFill>
+                    <a:blip r:embed="rId14" cstate="none"/>
+                    <a:srcRect/>
+                    <a:stretch>
+                      <a:fillRect/>
+                    </a:stretch>
+                  </pic:blipFill>
+                  <pic:spPr bwMode="auto">
+                    <a:xfrm>
+                      <a:off x="0" y="0"/>
+                      <a:ext cx="5905500" cy="4543425"/>
+                    </a:xfrm>
+                    <a:prstGeom prst="rect">
+                      <a:avLst/>
+                    </a:prstGeom>
+                  </pic:spPr>
+                </pic:pic>
+              </a:graphicData>
+            </a:graphic>
+          </wp:inline>
+        </w:drawing>
+      </w:r>
+    </w:p>
+    <w:p>
+      <w:pPr>
+        <w:spacing w:after="240"/>
+        <w:jc w:val="center"/>
+      </w:pPr>
+      <w:r>
+        <w:rPr>
+          <w:i/>
+          <w:iCs/>
+          <w:color w:val="555555"/>
+          <w:sz w:val="18"/>
+          <w:szCs w:val="18"/>
+        </w:rPr>
+        <w:t xml:space="preserve">Figura 7. Final del guion de generacion: verificacion del certificado y relacion de los cuatro archivos creados, con la ruta de cada uno.</w:t>
+      </w:r>
+    </w:p>
+    <w:p>
+      <w:pPr>
+        <w:spacing w:after="60" w:before="160"/>
+        <w:jc w:val="center"/>
+      </w:pPr>
+      <w:r>
+        <w:drawing>
+          <wp:inline distT="0" distB="0" distL="0" distR="0">
+            <wp:extent cx="5905500" cy="1485900"/>
+            <wp:effectExtent t="0" r="0" b="0" l="0"/>
+            <wp:docPr id="1" name="" descr="" title=""/>
+            <wp:cNvGraphicFramePr>
+              <a:graphicFrameLocks xmlns:a="http://schemas.openxmlformats.org/drawingml/2006/main" noChangeAspect="1"/>
+            </wp:cNvGraphicFramePr>
+            <a:graphic xmlns:a="http://schemas.openxmlformats.org/drawingml/2006/main">
+              <a:graphicData uri="http://schemas.openxmlformats.org/drawingml/2006/picture">
+                <pic:pic xmlns:pic="http://schemas.openxmlformats.org/drawingml/2006/picture">
+                  <pic:nvPicPr>
+                    <pic:cNvPr id="0" name="" descr=""/>
+                    <pic:cNvPicPr>
+                      <a:picLocks noChangeAspect="1" noChangeArrowheads="1"/>
+                    </pic:cNvPicPr>
+                  </pic:nvPicPr>
+                  <pic:blipFill>
+                    <a:blip r:embed="rId15" cstate="none"/>
+                    <a:srcRect/>
+                    <a:stretch>
+                      <a:fillRect/>
+                    </a:stretch>
+                  </pic:blipFill>
+                  <pic:spPr bwMode="auto">
+                    <a:xfrm>
+                      <a:off x="0" y="0"/>
+                      <a:ext cx="5905500" cy="1485900"/>
+                    </a:xfrm>
+                    <a:prstGeom prst="rect">
+                      <a:avLst/>
+                    </a:prstGeom>
+                  </pic:spPr>
+                </pic:pic>
+              </a:graphicData>
+            </a:graphic>
+          </wp:inline>
+        </w:drawing>
+      </w:r>
+    </w:p>
+    <w:p>
+      <w:pPr>
+        <w:spacing w:after="240"/>
+        <w:jc w:val="center"/>
+      </w:pPr>
+      <w:r>
+        <w:rPr>
+          <w:i/>
+          <w:iCs/>
+          <w:color w:val="555555"/>
+          <w:sz w:val="18"/>
+          <w:szCs w:val="18"/>
+        </w:rPr>
+        <w:t xml:space="preserve">Figura 8. Titular y emisor del certificado autofirmado. Ambos campos contienen el mismo nombre: esa coincidencia es la problematica asociada.</w:t>
+      </w:r>
+    </w:p>
     <w:p>
       <w:pPr>
         <w:spacing w:after="0"/>
@@ -3052,72 +3284,68 @@
         <w:t xml:space="preserve"/>
       </w:r>
     </w:p>
-    <w:tbl>
-      <w:tblPr>
-        <w:tblW w:type="dxa" w:w="9360"/>
-        <w:tblBorders>
-          <w:top w:val="single" w:color="auto" w:sz="4"/>
-          <w:left w:val="single" w:color="auto" w:sz="4"/>
-          <w:bottom w:val="single" w:color="auto" w:sz="4"/>
-          <w:right w:val="single" w:color="auto" w:sz="4"/>
-          <w:insideH w:val="single" w:color="auto" w:sz="4"/>
-          <w:insideV w:val="single" w:color="auto" w:sz="4"/>
-        </w:tblBorders>
-      </w:tblPr>
-      <w:tblGrid>
-        <w:gridCol w:w="9360"/>
-      </w:tblGrid>
-      <w:tr>
-        <w:tc>
-          <w:tcPr>
-            <w:tcW w:type="dxa" w:w="9360"/>
-            <w:tcBorders>
-              <w:top w:val="dashed" w:color="D9A441" w:sz="6"/>
-              <w:left w:val="dashed" w:color="D9A441" w:sz="6"/>
-              <w:bottom w:val="dashed" w:color="D9A441" w:sz="6"/>
-              <w:right w:val="dashed" w:color="D9A441" w:sz="6"/>
-            </w:tcBorders>
-            <w:shd w:fill="FFF7E6" w:color="auto" w:val="clear"/>
-            <w:tcMar>
-              <w:top w:type="dxa" w:w="160"/>
-              <w:left w:type="dxa" w:w="160"/>
-              <w:bottom w:type="dxa" w:w="160"/>
-              <w:right w:type="dxa" w:w="160"/>
-            </w:tcMar>
-          </w:tcPr>
-          <w:p>
-            <w:pPr>
-              <w:spacing w:after="60"/>
-            </w:pPr>
-            <w:r>
-              <w:rPr>
-                <w:b/>
-                <w:bCs/>
-                <w:color w:val="8A5A00"/>
-                <w:sz w:val="20"/>
-                <w:szCs w:val="20"/>
-              </w:rPr>
-              <w:t xml:space="preserve">INSERTAR CAPTURA  ·  05-autofirmado-advertencia.png</w:t>
-            </w:r>
-          </w:p>
-          <w:p>
-            <w:pPr>
-              <w:spacing w:after="0"/>
-            </w:pPr>
-            <w:r>
-              <w:rPr>
-                <w:i/>
-                <w:iCs/>
-                <w:color w:val="6B4A00"/>
-                <w:sz w:val="20"/>
-                <w:szCs w:val="20"/>
-              </w:rPr>
-              <w:t xml:space="preserve">Pantalla de Firefox "Advertencia: riesgo probable de seguridad" con el código SEC_ERROR_UNKNOWN_ISSUER.</w:t>
-            </w:r>
-          </w:p>
-        </w:tc>
-      </w:tr>
-    </w:tbl>
+    <w:p>
+      <w:pPr>
+        <w:spacing w:after="60" w:before="160"/>
+        <w:jc w:val="center"/>
+      </w:pPr>
+      <w:r>
+        <w:drawing>
+          <wp:inline distT="0" distB="0" distL="0" distR="0">
+            <wp:extent cx="5905500" cy="3314700"/>
+            <wp:effectExtent t="0" r="0" b="0" l="0"/>
+            <wp:docPr id="1" name="" descr="" title=""/>
+            <wp:cNvGraphicFramePr>
+              <a:graphicFrameLocks xmlns:a="http://schemas.openxmlformats.org/drawingml/2006/main" noChangeAspect="1"/>
+            </wp:cNvGraphicFramePr>
+            <a:graphic xmlns:a="http://schemas.openxmlformats.org/drawingml/2006/main">
+              <a:graphicData uri="http://schemas.openxmlformats.org/drawingml/2006/picture">
+                <pic:pic xmlns:pic="http://schemas.openxmlformats.org/drawingml/2006/picture">
+                  <pic:nvPicPr>
+                    <pic:cNvPr id="0" name="" descr=""/>
+                    <pic:cNvPicPr>
+                      <a:picLocks noChangeAspect="1" noChangeArrowheads="1"/>
+                    </pic:cNvPicPr>
+                  </pic:nvPicPr>
+                  <pic:blipFill>
+                    <a:blip r:embed="rId16" cstate="none"/>
+                    <a:srcRect/>
+                    <a:stretch>
+                      <a:fillRect/>
+                    </a:stretch>
+                  </pic:blipFill>
+                  <pic:spPr bwMode="auto">
+                    <a:xfrm>
+                      <a:off x="0" y="0"/>
+                      <a:ext cx="5905500" cy="3314700"/>
+                    </a:xfrm>
+                    <a:prstGeom prst="rect">
+                      <a:avLst/>
+                    </a:prstGeom>
+                  </pic:spPr>
+                </pic:pic>
+              </a:graphicData>
+            </a:graphic>
+          </wp:inline>
+        </w:drawing>
+      </w:r>
+    </w:p>
+    <w:p>
+      <w:pPr>
+        <w:spacing w:after="240"/>
+        <w:jc w:val="center"/>
+      </w:pPr>
+      <w:r>
+        <w:rPr>
+          <w:i/>
+          <w:iCs/>
+          <w:color w:val="555555"/>
+          <w:sz w:val="18"/>
+          <w:szCs w:val="18"/>
+        </w:rPr>
+        <w:t xml:space="preserve">Figura 9. El sitio ya responde por HTTPS, pero el navegador tacha el protocolo en la barra de direcciones y mantiene el aviso de conexion no segura: cifra, pero no puede validar la identidad.</w:t>
+      </w:r>
+    </w:p>
     <w:p>
       <w:pPr>
         <w:spacing w:after="0"/>
@@ -3130,72 +3358,68 @@
         <w:t xml:space="preserve"/>
       </w:r>
     </w:p>
-    <w:tbl>
-      <w:tblPr>
-        <w:tblW w:type="dxa" w:w="9360"/>
-        <w:tblBorders>
-          <w:top w:val="single" w:color="auto" w:sz="4"/>
-          <w:left w:val="single" w:color="auto" w:sz="4"/>
-          <w:bottom w:val="single" w:color="auto" w:sz="4"/>
-          <w:right w:val="single" w:color="auto" w:sz="4"/>
-          <w:insideH w:val="single" w:color="auto" w:sz="4"/>
-          <w:insideV w:val="single" w:color="auto" w:sz="4"/>
-        </w:tblBorders>
-      </w:tblPr>
-      <w:tblGrid>
-        <w:gridCol w:w="9360"/>
-      </w:tblGrid>
-      <w:tr>
-        <w:tc>
-          <w:tcPr>
-            <w:tcW w:type="dxa" w:w="9360"/>
-            <w:tcBorders>
-              <w:top w:val="dashed" w:color="D9A441" w:sz="6"/>
-              <w:left w:val="dashed" w:color="D9A441" w:sz="6"/>
-              <w:bottom w:val="dashed" w:color="D9A441" w:sz="6"/>
-              <w:right w:val="dashed" w:color="D9A441" w:sz="6"/>
-            </w:tcBorders>
-            <w:shd w:fill="FFF7E6" w:color="auto" w:val="clear"/>
-            <w:tcMar>
-              <w:top w:type="dxa" w:w="160"/>
-              <w:left w:type="dxa" w:w="160"/>
-              <w:bottom w:type="dxa" w:w="160"/>
-              <w:right w:type="dxa" w:w="160"/>
-            </w:tcMar>
-          </w:tcPr>
-          <w:p>
-            <w:pPr>
-              <w:spacing w:after="60"/>
-            </w:pPr>
-            <w:r>
-              <w:rPr>
-                <w:b/>
-                <w:bCs/>
-                <w:color w:val="8A5A00"/>
-                <w:sz w:val="20"/>
-                <w:szCs w:val="20"/>
-              </w:rPr>
-              <w:t xml:space="preserve">INSERTAR CAPTURA  ·  06-autofirmado-detalle.png</w:t>
-            </w:r>
-          </w:p>
-          <w:p>
-            <w:pPr>
-              <w:spacing w:after="0"/>
-            </w:pPr>
-            <w:r>
-              <w:rPr>
-                <w:i/>
-                <w:iCs/>
-                <w:color w:val="6B4A00"/>
-                <w:sz w:val="20"/>
-                <w:szCs w:val="20"/>
-              </w:rPr>
-              <w:t xml:space="preserve">Visor de certificados de Firefox: "Emitido para" y "Emitido por" con el mismo nombre.</w:t>
-            </w:r>
-          </w:p>
-        </w:tc>
-      </w:tr>
-    </w:tbl>
+    <w:p>
+      <w:pPr>
+        <w:spacing w:after="60" w:before="160"/>
+        <w:jc w:val="center"/>
+      </w:pPr>
+      <w:r>
+        <w:drawing>
+          <wp:inline distT="0" distB="0" distL="0" distR="0">
+            <wp:extent cx="5905500" cy="5276850"/>
+            <wp:effectExtent t="0" r="0" b="0" l="0"/>
+            <wp:docPr id="1" name="" descr="" title=""/>
+            <wp:cNvGraphicFramePr>
+              <a:graphicFrameLocks xmlns:a="http://schemas.openxmlformats.org/drawingml/2006/main" noChangeAspect="1"/>
+            </wp:cNvGraphicFramePr>
+            <a:graphic xmlns:a="http://schemas.openxmlformats.org/drawingml/2006/main">
+              <a:graphicData uri="http://schemas.openxmlformats.org/drawingml/2006/picture">
+                <pic:pic xmlns:pic="http://schemas.openxmlformats.org/drawingml/2006/picture">
+                  <pic:nvPicPr>
+                    <pic:cNvPr id="0" name="" descr=""/>
+                    <pic:cNvPicPr>
+                      <a:picLocks noChangeAspect="1" noChangeArrowheads="1"/>
+                    </pic:cNvPicPr>
+                  </pic:nvPicPr>
+                  <pic:blipFill>
+                    <a:blip r:embed="rId17" cstate="none"/>
+                    <a:srcRect/>
+                    <a:stretch>
+                      <a:fillRect/>
+                    </a:stretch>
+                  </pic:blipFill>
+                  <pic:spPr bwMode="auto">
+                    <a:xfrm>
+                      <a:off x="0" y="0"/>
+                      <a:ext cx="5905500" cy="5276850"/>
+                    </a:xfrm>
+                    <a:prstGeom prst="rect">
+                      <a:avLst/>
+                    </a:prstGeom>
+                  </pic:spPr>
+                </pic:pic>
+              </a:graphicData>
+            </a:graphic>
+          </wp:inline>
+        </w:drawing>
+      </w:r>
+    </w:p>
+    <w:p>
+      <w:pPr>
+        <w:spacing w:after="240"/>
+        <w:jc w:val="center"/>
+      </w:pPr>
+      <w:r>
+        <w:rPr>
+          <w:i/>
+          <w:iCs/>
+          <w:color w:val="555555"/>
+          <w:sz w:val="18"/>
+          <w:szCs w:val="18"/>
+        </w:rPr>
+        <w:t xml:space="preserve">Figura 10. Visor de certificados. "Issued To" e "Issued By" son identicos, y la vigencia llega a diciembre de 2028: 825 dias, el maximo que aceptan los navegadores.</w:t>
+      </w:r>
+    </w:p>
     <w:p>
       <w:pPr>
         <w:spacing w:after="0"/>
@@ -3208,72 +3432,68 @@
         <w:t xml:space="preserve"/>
       </w:r>
     </w:p>
-    <w:tbl>
-      <w:tblPr>
-        <w:tblW w:type="dxa" w:w="9360"/>
-        <w:tblBorders>
-          <w:top w:val="single" w:color="auto" w:sz="4"/>
-          <w:left w:val="single" w:color="auto" w:sz="4"/>
-          <w:bottom w:val="single" w:color="auto" w:sz="4"/>
-          <w:right w:val="single" w:color="auto" w:sz="4"/>
-          <w:insideH w:val="single" w:color="auto" w:sz="4"/>
-          <w:insideV w:val="single" w:color="auto" w:sz="4"/>
-        </w:tblBorders>
-      </w:tblPr>
-      <w:tblGrid>
-        <w:gridCol w:w="9360"/>
-      </w:tblGrid>
-      <w:tr>
-        <w:tc>
-          <w:tcPr>
-            <w:tcW w:type="dxa" w:w="9360"/>
-            <w:tcBorders>
-              <w:top w:val="dashed" w:color="D9A441" w:sz="6"/>
-              <w:left w:val="dashed" w:color="D9A441" w:sz="6"/>
-              <w:bottom w:val="dashed" w:color="D9A441" w:sz="6"/>
-              <w:right w:val="dashed" w:color="D9A441" w:sz="6"/>
-            </w:tcBorders>
-            <w:shd w:fill="FFF7E6" w:color="auto" w:val="clear"/>
-            <w:tcMar>
-              <w:top w:type="dxa" w:w="160"/>
-              <w:left w:type="dxa" w:w="160"/>
-              <w:bottom w:type="dxa" w:w="160"/>
-              <w:right w:type="dxa" w:w="160"/>
-            </w:tcMar>
-          </w:tcPr>
-          <w:p>
-            <w:pPr>
-              <w:spacing w:after="60"/>
-            </w:pPr>
-            <w:r>
-              <w:rPr>
-                <w:b/>
-                <w:bCs/>
-                <w:color w:val="8A5A00"/>
-                <w:sz w:val="20"/>
-                <w:szCs w:val="20"/>
-              </w:rPr>
-              <w:t xml:space="preserve">INSERTAR CAPTURA  ·  07-autofirmado-ssllabs.png</w:t>
-            </w:r>
-          </w:p>
-          <w:p>
-            <w:pPr>
-              <w:spacing w:after="0"/>
-            </w:pPr>
-            <w:r>
-              <w:rPr>
-                <w:i/>
-                <w:iCs/>
-                <w:color w:val="6B4A00"/>
-                <w:sz w:val="20"/>
-                <w:szCs w:val="20"/>
-              </w:rPr>
-              <w:t xml:space="preserve">SSL Labs con calificación T sobre santafe-pineda.shop.</w:t>
-            </w:r>
-          </w:p>
-        </w:tc>
-      </w:tr>
-    </w:tbl>
+    <w:p>
+      <w:pPr>
+        <w:spacing w:after="60" w:before="160"/>
+        <w:jc w:val="center"/>
+      </w:pPr>
+      <w:r>
+        <w:drawing>
+          <wp:inline distT="0" distB="0" distL="0" distR="0">
+            <wp:extent cx="5905500" cy="5524500"/>
+            <wp:effectExtent t="0" r="0" b="0" l="0"/>
+            <wp:docPr id="1" name="" descr="" title=""/>
+            <wp:cNvGraphicFramePr>
+              <a:graphicFrameLocks xmlns:a="http://schemas.openxmlformats.org/drawingml/2006/main" noChangeAspect="1"/>
+            </wp:cNvGraphicFramePr>
+            <a:graphic xmlns:a="http://schemas.openxmlformats.org/drawingml/2006/main">
+              <a:graphicData uri="http://schemas.openxmlformats.org/drawingml/2006/picture">
+                <pic:pic xmlns:pic="http://schemas.openxmlformats.org/drawingml/2006/picture">
+                  <pic:nvPicPr>
+                    <pic:cNvPr id="0" name="" descr=""/>
+                    <pic:cNvPicPr>
+                      <a:picLocks noChangeAspect="1" noChangeArrowheads="1"/>
+                    </pic:cNvPicPr>
+                  </pic:nvPicPr>
+                  <pic:blipFill>
+                    <a:blip r:embed="rId18" cstate="none"/>
+                    <a:srcRect/>
+                    <a:stretch>
+                      <a:fillRect/>
+                    </a:stretch>
+                  </pic:blipFill>
+                  <pic:spPr bwMode="auto">
+                    <a:xfrm>
+                      <a:off x="0" y="0"/>
+                      <a:ext cx="5905500" cy="5524500"/>
+                    </a:xfrm>
+                    <a:prstGeom prst="rect">
+                      <a:avLst/>
+                    </a:prstGeom>
+                  </pic:spPr>
+                </pic:pic>
+              </a:graphicData>
+            </a:graphic>
+          </wp:inline>
+        </w:drawing>
+      </w:r>
+    </w:p>
+    <w:p>
+      <w:pPr>
+        <w:spacing w:after="240"/>
+        <w:jc w:val="center"/>
+      </w:pPr>
+      <w:r>
+        <w:rPr>
+          <w:i/>
+          <w:iCs/>
+          <w:color w:val="555555"/>
+          <w:sz w:val="18"/>
+          <w:szCs w:val="18"/>
+        </w:rPr>
+        <w:t xml:space="preserve">Figura 11. SSL Labs califica con T por fallo de confianza. La nota al pie es reveladora: "If trust issues are ignored: A". El canal es correcto; lo que falta es el respaldo de una Autoridad.</w:t>
+      </w:r>
+    </w:p>
     <w:p>
       <w:pPr>
         <w:spacing w:after="0"/>
@@ -3286,72 +3506,68 @@
         <w:t xml:space="preserve"/>
       </w:r>
     </w:p>
-    <w:tbl>
-      <w:tblPr>
-        <w:tblW w:type="dxa" w:w="9360"/>
-        <w:tblBorders>
-          <w:top w:val="single" w:color="auto" w:sz="4"/>
-          <w:left w:val="single" w:color="auto" w:sz="4"/>
-          <w:bottom w:val="single" w:color="auto" w:sz="4"/>
-          <w:right w:val="single" w:color="auto" w:sz="4"/>
-          <w:insideH w:val="single" w:color="auto" w:sz="4"/>
-          <w:insideV w:val="single" w:color="auto" w:sz="4"/>
-        </w:tblBorders>
-      </w:tblPr>
-      <w:tblGrid>
-        <w:gridCol w:w="9360"/>
-      </w:tblGrid>
-      <w:tr>
-        <w:tc>
-          <w:tcPr>
-            <w:tcW w:type="dxa" w:w="9360"/>
-            <w:tcBorders>
-              <w:top w:val="dashed" w:color="D9A441" w:sz="6"/>
-              <w:left w:val="dashed" w:color="D9A441" w:sz="6"/>
-              <w:bottom w:val="dashed" w:color="D9A441" w:sz="6"/>
-              <w:right w:val="dashed" w:color="D9A441" w:sz="6"/>
-            </w:tcBorders>
-            <w:shd w:fill="FFF7E6" w:color="auto" w:val="clear"/>
-            <w:tcMar>
-              <w:top w:type="dxa" w:w="160"/>
-              <w:left w:type="dxa" w:w="160"/>
-              <w:bottom w:type="dxa" w:w="160"/>
-              <w:right w:type="dxa" w:w="160"/>
-            </w:tcMar>
-          </w:tcPr>
-          <w:p>
-            <w:pPr>
-              <w:spacing w:after="60"/>
-            </w:pPr>
-            <w:r>
-              <w:rPr>
-                <w:b/>
-                <w:bCs/>
-                <w:color w:val="8A5A00"/>
-                <w:sz w:val="20"/>
-                <w:szCs w:val="20"/>
-              </w:rPr>
-              <w:t xml:space="preserve">INSERTAR CAPTURA  ·  08-autofirmado-sclient.png</w:t>
-            </w:r>
-          </w:p>
-          <w:p>
-            <w:pPr>
-              <w:spacing w:after="0"/>
-            </w:pPr>
-            <w:r>
-              <w:rPr>
-                <w:i/>
-                <w:iCs/>
-                <w:color w:val="6B4A00"/>
-                <w:sz w:val="20"/>
-                <w:szCs w:val="20"/>
-              </w:rPr>
-              <w:t xml:space="preserve">Salida de openssl s_client mostrando verify error:num=18:self-signed certificate.</w:t>
-            </w:r>
-          </w:p>
-        </w:tc>
-      </w:tr>
-    </w:tbl>
+    <w:p>
+      <w:pPr>
+        <w:spacing w:after="60" w:before="160"/>
+        <w:jc w:val="center"/>
+      </w:pPr>
+      <w:r>
+        <w:drawing>
+          <wp:inline distT="0" distB="0" distL="0" distR="0">
+            <wp:extent cx="5905500" cy="1543050"/>
+            <wp:effectExtent t="0" r="0" b="0" l="0"/>
+            <wp:docPr id="1" name="" descr="" title=""/>
+            <wp:cNvGraphicFramePr>
+              <a:graphicFrameLocks xmlns:a="http://schemas.openxmlformats.org/drawingml/2006/main" noChangeAspect="1"/>
+            </wp:cNvGraphicFramePr>
+            <a:graphic xmlns:a="http://schemas.openxmlformats.org/drawingml/2006/main">
+              <a:graphicData uri="http://schemas.openxmlformats.org/drawingml/2006/picture">
+                <pic:pic xmlns:pic="http://schemas.openxmlformats.org/drawingml/2006/picture">
+                  <pic:nvPicPr>
+                    <pic:cNvPr id="0" name="" descr=""/>
+                    <pic:cNvPicPr>
+                      <a:picLocks noChangeAspect="1" noChangeArrowheads="1"/>
+                    </pic:cNvPicPr>
+                  </pic:nvPicPr>
+                  <pic:blipFill>
+                    <a:blip r:embed="rId19" cstate="none"/>
+                    <a:srcRect/>
+                    <a:stretch>
+                      <a:fillRect/>
+                    </a:stretch>
+                  </pic:blipFill>
+                  <pic:spPr bwMode="auto">
+                    <a:xfrm>
+                      <a:off x="0" y="0"/>
+                      <a:ext cx="5905500" cy="1543050"/>
+                    </a:xfrm>
+                    <a:prstGeom prst="rect">
+                      <a:avLst/>
+                    </a:prstGeom>
+                  </pic:spPr>
+                </pic:pic>
+              </a:graphicData>
+            </a:graphic>
+          </wp:inline>
+        </w:drawing>
+      </w:r>
+    </w:p>
+    <w:p>
+      <w:pPr>
+        <w:spacing w:after="240"/>
+        <w:jc w:val="center"/>
+      </w:pPr>
+      <w:r>
+        <w:rPr>
+          <w:i/>
+          <w:iCs/>
+          <w:color w:val="555555"/>
+          <w:sz w:val="18"/>
+          <w:szCs w:val="18"/>
+        </w:rPr>
+        <w:t xml:space="preserve">Figura 12. Comprobacion desde consola: verify error:num=18:self-signed certificate. La cadena empieza y termina en el propio servidor.</w:t>
+      </w:r>
+    </w:p>
     <w:p>
       <w:r>
         <w:br w:type="page"/>
@@ -5915,6 +6131,252 @@
         <w:t xml:space="preserve"> y reto http-01 no puede renovarse sin intervención por diseño, porque certbot necesita que alguien vuelva a colocar el token. Es un rasgo del modo elegido, no una limitación imprevista: la renovación se describe en el apartado 10.</w:t>
       </w:r>
     </w:p>
+    <w:p>
+      <w:pPr>
+        <w:spacing w:after="60" w:before="160"/>
+        <w:jc w:val="center"/>
+      </w:pPr>
+      <w:r>
+        <w:drawing>
+          <wp:inline distT="0" distB="0" distL="0" distR="0">
+            <wp:extent cx="5905500" cy="3324225"/>
+            <wp:effectExtent t="0" r="0" b="0" l="0"/>
+            <wp:docPr id="1" name="" descr="" title=""/>
+            <wp:cNvGraphicFramePr>
+              <a:graphicFrameLocks xmlns:a="http://schemas.openxmlformats.org/drawingml/2006/main" noChangeAspect="1"/>
+            </wp:cNvGraphicFramePr>
+            <a:graphic xmlns:a="http://schemas.openxmlformats.org/drawingml/2006/main">
+              <a:graphicData uri="http://schemas.openxmlformats.org/drawingml/2006/picture">
+                <pic:pic xmlns:pic="http://schemas.openxmlformats.org/drawingml/2006/picture">
+                  <pic:nvPicPr>
+                    <pic:cNvPr id="0" name="" descr=""/>
+                    <pic:cNvPicPr>
+                      <a:picLocks noChangeAspect="1" noChangeArrowheads="1"/>
+                    </pic:cNvPicPr>
+                  </pic:nvPicPr>
+                  <pic:blipFill>
+                    <a:blip r:embed="rId20" cstate="none"/>
+                    <a:srcRect/>
+                    <a:stretch>
+                      <a:fillRect/>
+                    </a:stretch>
+                  </pic:blipFill>
+                  <pic:spPr bwMode="auto">
+                    <a:xfrm>
+                      <a:off x="0" y="0"/>
+                      <a:ext cx="5905500" cy="3324225"/>
+                    </a:xfrm>
+                    <a:prstGeom prst="rect">
+                      <a:avLst/>
+                    </a:prstGeom>
+                  </pic:spPr>
+                </pic:pic>
+              </a:graphicData>
+            </a:graphic>
+          </wp:inline>
+        </w:drawing>
+      </w:r>
+    </w:p>
+    <w:p>
+      <w:pPr>
+        <w:spacing w:after="240"/>
+        <w:jc w:val="center"/>
+      </w:pPr>
+      <w:r>
+        <w:rPr>
+          <w:i/>
+          <w:iCs/>
+          <w:color w:val="555555"/>
+          <w:sz w:val="18"/>
+          <w:szCs w:val="18"/>
+        </w:rPr>
+        <w:t xml:space="preserve">Figura 13. La emision manual completa. A la izquierda, el archivo de renovacion que certbot deja escrito, con authenticator = manual y pref_challs = http-01, y el resumen de archivos creados y modificados. A la derecha, los DOS retos depositados a mano, uno por cada nombre del certificado, comprobados con HTTP 200 y acumulados sin sustituirse.</w:t>
+      </w:r>
+    </w:p>
+    <w:p>
+      <w:pPr>
+        <w:spacing w:after="0"/>
+      </w:pPr>
+      <w:r>
+        <w:rPr>
+          <w:sz w:val="22"/>
+          <w:szCs w:val="22"/>
+        </w:rPr>
+        <w:t xml:space="preserve"/>
+      </w:r>
+    </w:p>
+    <w:p>
+      <w:pPr>
+        <w:spacing w:after="0"/>
+      </w:pPr>
+      <w:r>
+        <w:rPr>
+          <w:sz w:val="22"/>
+          <w:szCs w:val="22"/>
+        </w:rPr>
+        <w:t xml:space="preserve"/>
+      </w:r>
+    </w:p>
+    <w:p>
+      <w:pPr>
+        <w:spacing w:after="0"/>
+      </w:pPr>
+      <w:r>
+        <w:rPr>
+          <w:sz w:val="22"/>
+          <w:szCs w:val="22"/>
+        </w:rPr>
+        <w:t xml:space="preserve"/>
+      </w:r>
+    </w:p>
+    <w:p>
+      <w:pPr>
+        <w:spacing w:after="60" w:before="160"/>
+        <w:jc w:val="center"/>
+      </w:pPr>
+      <w:r>
+        <w:drawing>
+          <wp:inline distT="0" distB="0" distL="0" distR="0">
+            <wp:extent cx="5905500" cy="3286125"/>
+            <wp:effectExtent t="0" r="0" b="0" l="0"/>
+            <wp:docPr id="1" name="" descr="" title=""/>
+            <wp:cNvGraphicFramePr>
+              <a:graphicFrameLocks xmlns:a="http://schemas.openxmlformats.org/drawingml/2006/main" noChangeAspect="1"/>
+            </wp:cNvGraphicFramePr>
+            <a:graphic xmlns:a="http://schemas.openxmlformats.org/drawingml/2006/main">
+              <a:graphicData uri="http://schemas.openxmlformats.org/drawingml/2006/picture">
+                <pic:pic xmlns:pic="http://schemas.openxmlformats.org/drawingml/2006/picture">
+                  <pic:nvPicPr>
+                    <pic:cNvPr id="0" name="" descr=""/>
+                    <pic:cNvPicPr>
+                      <a:picLocks noChangeAspect="1" noChangeArrowheads="1"/>
+                    </pic:cNvPicPr>
+                  </pic:nvPicPr>
+                  <pic:blipFill>
+                    <a:blip r:embed="rId21" cstate="none"/>
+                    <a:srcRect/>
+                    <a:stretch>
+                      <a:fillRect/>
+                    </a:stretch>
+                  </pic:blipFill>
+                  <pic:spPr bwMode="auto">
+                    <a:xfrm>
+                      <a:off x="0" y="0"/>
+                      <a:ext cx="5905500" cy="3286125"/>
+                    </a:xfrm>
+                    <a:prstGeom prst="rect">
+                      <a:avLst/>
+                    </a:prstGeom>
+                  </pic:spPr>
+                </pic:pic>
+              </a:graphicData>
+            </a:graphic>
+          </wp:inline>
+        </w:drawing>
+      </w:r>
+    </w:p>
+    <w:p>
+      <w:pPr>
+        <w:spacing w:after="240"/>
+        <w:jc w:val="center"/>
+      </w:pPr>
+      <w:r>
+        <w:rPr>
+          <w:i/>
+          <w:iCs/>
+          <w:color w:val="555555"/>
+          <w:sz w:val="18"/>
+          <w:szCs w:val="18"/>
+        </w:rPr>
+        <w:t xml:space="preserve">Figura 14. Contenido de /etc/letsencrypt/live/: los cuatro archivos son enlaces simbolicos hacia archive/. Debajo, el archivo de renovacion con los parametros de la emision.</w:t>
+      </w:r>
+    </w:p>
+    <w:p>
+      <w:pPr>
+        <w:spacing w:after="0"/>
+      </w:pPr>
+      <w:r>
+        <w:rPr>
+          <w:sz w:val="22"/>
+          <w:szCs w:val="22"/>
+        </w:rPr>
+        <w:t xml:space="preserve"/>
+      </w:r>
+    </w:p>
+    <w:p>
+      <w:pPr>
+        <w:spacing w:after="60" w:before="160"/>
+        <w:jc w:val="center"/>
+      </w:pPr>
+      <w:r>
+        <w:drawing>
+          <wp:inline distT="0" distB="0" distL="0" distR="0">
+            <wp:extent cx="5905500" cy="2000250"/>
+            <wp:effectExtent t="0" r="0" b="0" l="0"/>
+            <wp:docPr id="1" name="" descr="" title=""/>
+            <wp:cNvGraphicFramePr>
+              <a:graphicFrameLocks xmlns:a="http://schemas.openxmlformats.org/drawingml/2006/main" noChangeAspect="1"/>
+            </wp:cNvGraphicFramePr>
+            <a:graphic xmlns:a="http://schemas.openxmlformats.org/drawingml/2006/main">
+              <a:graphicData uri="http://schemas.openxmlformats.org/drawingml/2006/picture">
+                <pic:pic xmlns:pic="http://schemas.openxmlformats.org/drawingml/2006/picture">
+                  <pic:nvPicPr>
+                    <pic:cNvPr id="0" name="" descr=""/>
+                    <pic:cNvPicPr>
+                      <a:picLocks noChangeAspect="1" noChangeArrowheads="1"/>
+                    </pic:cNvPicPr>
+                  </pic:nvPicPr>
+                  <pic:blipFill>
+                    <a:blip r:embed="rId22" cstate="none"/>
+                    <a:srcRect/>
+                    <a:stretch>
+                      <a:fillRect/>
+                    </a:stretch>
+                  </pic:blipFill>
+                  <pic:spPr bwMode="auto">
+                    <a:xfrm>
+                      <a:off x="0" y="0"/>
+                      <a:ext cx="5905500" cy="2000250"/>
+                    </a:xfrm>
+                    <a:prstGeom prst="rect">
+                      <a:avLst/>
+                    </a:prstGeom>
+                  </pic:spPr>
+                </pic:pic>
+              </a:graphicData>
+            </a:graphic>
+          </wp:inline>
+        </w:drawing>
+      </w:r>
+    </w:p>
+    <w:p>
+      <w:pPr>
+        <w:spacing w:after="240"/>
+        <w:jc w:val="center"/>
+      </w:pPr>
+      <w:r>
+        <w:rPr>
+          <w:i/>
+          <w:iCs/>
+          <w:color w:val="555555"/>
+          <w:sz w:val="18"/>
+          <w:szCs w:val="18"/>
+        </w:rPr>
+        <w:t xml:space="preserve">Figura 15. Las lineas del archivo de nginx escritas a mano: las tres directivas del certificado, la redireccion 301 del puerto 80 y la cabecera HSTS. No aparece ningun comentario "managed by Certbot", que es lo que habria dejado el instalador automatico.</w:t>
+      </w:r>
+    </w:p>
+    <w:p>
+      <w:pPr>
+        <w:spacing w:after="0"/>
+      </w:pPr>
+      <w:r>
+        <w:rPr>
+          <w:sz w:val="22"/>
+          <w:szCs w:val="22"/>
+        </w:rPr>
+        <w:t xml:space="preserve"/>
+      </w:r>
+    </w:p>
     <w:tbl>
       <w:tblPr>
         <w:tblW w:type="dxa" w:w="9360"/>
@@ -5960,7 +6422,7 @@
                 <w:sz w:val="20"/>
                 <w:szCs w:val="20"/>
               </w:rPr>
-              <w:t xml:space="preserve">INSERTAR CAPTURA  ·  09-certbot-pausa.png</w:t>
+              <w:t xml:space="preserve">INSERTAR CAPTURA  ·  14-renovacion-desactivada.png</w:t>
             </w:r>
           </w:p>
           <w:p>
@@ -5975,397 +6437,7 @@
                 <w:sz w:val="20"/>
                 <w:szCs w:val="20"/>
               </w:rPr>
-              <w:t xml:space="preserve">Certbot detenido, mostrando el contenido del archivo del reto y la URL donde debe quedar disponible. Es la evidencia central de que la emisión fue manual.</w:t>
-            </w:r>
-          </w:p>
-        </w:tc>
-      </w:tr>
-    </w:tbl>
-    <w:p>
-      <w:pPr>
-        <w:spacing w:after="0"/>
-      </w:pPr>
-      <w:r>
-        <w:rPr>
-          <w:sz w:val="22"/>
-          <w:szCs w:val="22"/>
-        </w:rPr>
-        <w:t xml:space="preserve"/>
-      </w:r>
-    </w:p>
-    <w:tbl>
-      <w:tblPr>
-        <w:tblW w:type="dxa" w:w="9360"/>
-        <w:tblBorders>
-          <w:top w:val="single" w:color="auto" w:sz="4"/>
-          <w:left w:val="single" w:color="auto" w:sz="4"/>
-          <w:bottom w:val="single" w:color="auto" w:sz="4"/>
-          <w:right w:val="single" w:color="auto" w:sz="4"/>
-          <w:insideH w:val="single" w:color="auto" w:sz="4"/>
-          <w:insideV w:val="single" w:color="auto" w:sz="4"/>
-        </w:tblBorders>
-      </w:tblPr>
-      <w:tblGrid>
-        <w:gridCol w:w="9360"/>
-      </w:tblGrid>
-      <w:tr>
-        <w:tc>
-          <w:tcPr>
-            <w:tcW w:type="dxa" w:w="9360"/>
-            <w:tcBorders>
-              <w:top w:val="dashed" w:color="D9A441" w:sz="6"/>
-              <w:left w:val="dashed" w:color="D9A441" w:sz="6"/>
-              <w:bottom w:val="dashed" w:color="D9A441" w:sz="6"/>
-              <w:right w:val="dashed" w:color="D9A441" w:sz="6"/>
-            </w:tcBorders>
-            <w:shd w:fill="FFF7E6" w:color="auto" w:val="clear"/>
-            <w:tcMar>
-              <w:top w:type="dxa" w:w="160"/>
-              <w:left w:type="dxa" w:w="160"/>
-              <w:bottom w:type="dxa" w:w="160"/>
-              <w:right w:type="dxa" w:w="160"/>
-            </w:tcMar>
-          </w:tcPr>
-          <w:p>
-            <w:pPr>
-              <w:spacing w:after="60"/>
-            </w:pPr>
-            <w:r>
-              <w:rPr>
-                <w:b/>
-                <w:bCs/>
-                <w:color w:val="8A5A00"/>
-                <w:sz w:val="20"/>
-                <w:szCs w:val="20"/>
-              </w:rPr>
-              <w:t xml:space="preserve">INSERTAR CAPTURA  ·  10-token-creado.png</w:t>
-            </w:r>
-          </w:p>
-          <w:p>
-            <w:pPr>
-              <w:spacing w:after="0"/>
-            </w:pPr>
-            <w:r>
-              <w:rPr>
-                <w:i/>
-                <w:iCs/>
-                <w:color w:val="6B4A00"/>
-                <w:sz w:val="20"/>
-                <w:szCs w:val="20"/>
-              </w:rPr>
-              <w:t xml:space="preserve">Segunda sesión SSH: creación del archivo del reto y el curl que devuelve el token.</w:t>
-            </w:r>
-          </w:p>
-        </w:tc>
-      </w:tr>
-    </w:tbl>
-    <w:p>
-      <w:pPr>
-        <w:spacing w:after="0"/>
-      </w:pPr>
-      <w:r>
-        <w:rPr>
-          <w:sz w:val="22"/>
-          <w:szCs w:val="22"/>
-        </w:rPr>
-        <w:t xml:space="preserve"/>
-      </w:r>
-    </w:p>
-    <w:tbl>
-      <w:tblPr>
-        <w:tblW w:type="dxa" w:w="9360"/>
-        <w:tblBorders>
-          <w:top w:val="single" w:color="auto" w:sz="4"/>
-          <w:left w:val="single" w:color="auto" w:sz="4"/>
-          <w:bottom w:val="single" w:color="auto" w:sz="4"/>
-          <w:right w:val="single" w:color="auto" w:sz="4"/>
-          <w:insideH w:val="single" w:color="auto" w:sz="4"/>
-          <w:insideV w:val="single" w:color="auto" w:sz="4"/>
-        </w:tblBorders>
-      </w:tblPr>
-      <w:tblGrid>
-        <w:gridCol w:w="9360"/>
-      </w:tblGrid>
-      <w:tr>
-        <w:tc>
-          <w:tcPr>
-            <w:tcW w:type="dxa" w:w="9360"/>
-            <w:tcBorders>
-              <w:top w:val="dashed" w:color="D9A441" w:sz="6"/>
-              <w:left w:val="dashed" w:color="D9A441" w:sz="6"/>
-              <w:bottom w:val="dashed" w:color="D9A441" w:sz="6"/>
-              <w:right w:val="dashed" w:color="D9A441" w:sz="6"/>
-            </w:tcBorders>
-            <w:shd w:fill="FFF7E6" w:color="auto" w:val="clear"/>
-            <w:tcMar>
-              <w:top w:type="dxa" w:w="160"/>
-              <w:left w:type="dxa" w:w="160"/>
-              <w:bottom w:type="dxa" w:w="160"/>
-              <w:right w:type="dxa" w:w="160"/>
-            </w:tcMar>
-          </w:tcPr>
-          <w:p>
-            <w:pPr>
-              <w:spacing w:after="60"/>
-            </w:pPr>
-            <w:r>
-              <w:rPr>
-                <w:b/>
-                <w:bCs/>
-                <w:color w:val="8A5A00"/>
-                <w:sz w:val="20"/>
-                <w:szCs w:val="20"/>
-              </w:rPr>
-              <w:t xml:space="preserve">INSERTAR CAPTURA  ·  11-certbot-exito.png</w:t>
-            </w:r>
-          </w:p>
-          <w:p>
-            <w:pPr>
-              <w:spacing w:after="0"/>
-            </w:pPr>
-            <w:r>
-              <w:rPr>
-                <w:i/>
-                <w:iCs/>
-                <w:color w:val="6B4A00"/>
-                <w:sz w:val="20"/>
-                <w:szCs w:val="20"/>
-              </w:rPr>
-              <w:t xml:space="preserve">"Successfully received certificate" con las rutas de /etc/letsencrypt/live/.</w:t>
-            </w:r>
-          </w:p>
-        </w:tc>
-      </w:tr>
-    </w:tbl>
-    <w:p>
-      <w:pPr>
-        <w:spacing w:after="0"/>
-      </w:pPr>
-      <w:r>
-        <w:rPr>
-          <w:sz w:val="22"/>
-          <w:szCs w:val="22"/>
-        </w:rPr>
-        <w:t xml:space="preserve"/>
-      </w:r>
-    </w:p>
-    <w:tbl>
-      <w:tblPr>
-        <w:tblW w:type="dxa" w:w="9360"/>
-        <w:tblBorders>
-          <w:top w:val="single" w:color="auto" w:sz="4"/>
-          <w:left w:val="single" w:color="auto" w:sz="4"/>
-          <w:bottom w:val="single" w:color="auto" w:sz="4"/>
-          <w:right w:val="single" w:color="auto" w:sz="4"/>
-          <w:insideH w:val="single" w:color="auto" w:sz="4"/>
-          <w:insideV w:val="single" w:color="auto" w:sz="4"/>
-        </w:tblBorders>
-      </w:tblPr>
-      <w:tblGrid>
-        <w:gridCol w:w="9360"/>
-      </w:tblGrid>
-      <w:tr>
-        <w:tc>
-          <w:tcPr>
-            <w:tcW w:type="dxa" w:w="9360"/>
-            <w:tcBorders>
-              <w:top w:val="dashed" w:color="D9A441" w:sz="6"/>
-              <w:left w:val="dashed" w:color="D9A441" w:sz="6"/>
-              <w:bottom w:val="dashed" w:color="D9A441" w:sz="6"/>
-              <w:right w:val="dashed" w:color="D9A441" w:sz="6"/>
-            </w:tcBorders>
-            <w:shd w:fill="FFF7E6" w:color="auto" w:val="clear"/>
-            <w:tcMar>
-              <w:top w:type="dxa" w:w="160"/>
-              <w:left w:type="dxa" w:w="160"/>
-              <w:bottom w:type="dxa" w:w="160"/>
-              <w:right w:type="dxa" w:w="160"/>
-            </w:tcMar>
-          </w:tcPr>
-          <w:p>
-            <w:pPr>
-              <w:spacing w:after="60"/>
-            </w:pPr>
-            <w:r>
-              <w:rPr>
-                <w:b/>
-                <w:bCs/>
-                <w:color w:val="8A5A00"/>
-                <w:sz w:val="20"/>
-                <w:szCs w:val="20"/>
-              </w:rPr>
-              <w:t xml:space="preserve">INSERTAR CAPTURA  ·  12-archivos-letsencrypt.png</w:t>
-            </w:r>
-          </w:p>
-          <w:p>
-            <w:pPr>
-              <w:spacing w:after="0"/>
-            </w:pPr>
-            <w:r>
-              <w:rPr>
-                <w:i/>
-                <w:iCs/>
-                <w:color w:val="6B4A00"/>
-                <w:sz w:val="20"/>
-                <w:szCs w:val="20"/>
-              </w:rPr>
-              <w:t xml:space="preserve">Listado de /etc/letsencrypt/live/santafe-pineda.shop/ mostrando los enlaces simbólicos, y el contenido de renewal/santafe-pineda.shop.conf.</w:t>
-            </w:r>
-          </w:p>
-        </w:tc>
-      </w:tr>
-    </w:tbl>
-    <w:p>
-      <w:pPr>
-        <w:spacing w:after="0"/>
-      </w:pPr>
-      <w:r>
-        <w:rPr>
-          <w:sz w:val="22"/>
-          <w:szCs w:val="22"/>
-        </w:rPr>
-        <w:t xml:space="preserve"/>
-      </w:r>
-    </w:p>
-    <w:tbl>
-      <w:tblPr>
-        <w:tblW w:type="dxa" w:w="9360"/>
-        <w:tblBorders>
-          <w:top w:val="single" w:color="auto" w:sz="4"/>
-          <w:left w:val="single" w:color="auto" w:sz="4"/>
-          <w:bottom w:val="single" w:color="auto" w:sz="4"/>
-          <w:right w:val="single" w:color="auto" w:sz="4"/>
-          <w:insideH w:val="single" w:color="auto" w:sz="4"/>
-          <w:insideV w:val="single" w:color="auto" w:sz="4"/>
-        </w:tblBorders>
-      </w:tblPr>
-      <w:tblGrid>
-        <w:gridCol w:w="9360"/>
-      </w:tblGrid>
-      <w:tr>
-        <w:tc>
-          <w:tcPr>
-            <w:tcW w:type="dxa" w:w="9360"/>
-            <w:tcBorders>
-              <w:top w:val="dashed" w:color="D9A441" w:sz="6"/>
-              <w:left w:val="dashed" w:color="D9A441" w:sz="6"/>
-              <w:bottom w:val="dashed" w:color="D9A441" w:sz="6"/>
-              <w:right w:val="dashed" w:color="D9A441" w:sz="6"/>
-            </w:tcBorders>
-            <w:shd w:fill="FFF7E6" w:color="auto" w:val="clear"/>
-            <w:tcMar>
-              <w:top w:type="dxa" w:w="160"/>
-              <w:left w:type="dxa" w:w="160"/>
-              <w:bottom w:type="dxa" w:w="160"/>
-              <w:right w:type="dxa" w:w="160"/>
-            </w:tcMar>
-          </w:tcPr>
-          <w:p>
-            <w:pPr>
-              <w:spacing w:after="60"/>
-            </w:pPr>
-            <w:r>
-              <w:rPr>
-                <w:b/>
-                <w:bCs/>
-                <w:color w:val="8A5A00"/>
-                <w:sz w:val="20"/>
-                <w:szCs w:val="20"/>
-              </w:rPr>
-              <w:t xml:space="preserve">INSERTAR CAPTURA  ·  13-nginx-editado.png</w:t>
-            </w:r>
-          </w:p>
-          <w:p>
-            <w:pPr>
-              <w:spacing w:after="0"/>
-            </w:pPr>
-            <w:r>
-              <w:rPr>
-                <w:i/>
-                <w:iCs/>
-                <w:color w:val="6B4A00"/>
-                <w:sz w:val="20"/>
-                <w:szCs w:val="20"/>
-              </w:rPr>
-              <w:t xml:space="preserve">El archivo sites-available/santafe-pineda.shop con las directivas ssl_certificate escritas a mano, sin comentarios "managed by Certbot".</w:t>
-            </w:r>
-          </w:p>
-        </w:tc>
-      </w:tr>
-    </w:tbl>
-    <w:p>
-      <w:pPr>
-        <w:spacing w:after="0"/>
-      </w:pPr>
-      <w:r>
-        <w:rPr>
-          <w:sz w:val="22"/>
-          <w:szCs w:val="22"/>
-        </w:rPr>
-        <w:t xml:space="preserve"/>
-      </w:r>
-    </w:p>
-    <w:tbl>
-      <w:tblPr>
-        <w:tblW w:type="dxa" w:w="9360"/>
-        <w:tblBorders>
-          <w:top w:val="single" w:color="auto" w:sz="4"/>
-          <w:left w:val="single" w:color="auto" w:sz="4"/>
-          <w:bottom w:val="single" w:color="auto" w:sz="4"/>
-          <w:right w:val="single" w:color="auto" w:sz="4"/>
-          <w:insideH w:val="single" w:color="auto" w:sz="4"/>
-          <w:insideV w:val="single" w:color="auto" w:sz="4"/>
-        </w:tblBorders>
-      </w:tblPr>
-      <w:tblGrid>
-        <w:gridCol w:w="9360"/>
-      </w:tblGrid>
-      <w:tr>
-        <w:tc>
-          <w:tcPr>
-            <w:tcW w:type="dxa" w:w="9360"/>
-            <w:tcBorders>
-              <w:top w:val="dashed" w:color="D9A441" w:sz="6"/>
-              <w:left w:val="dashed" w:color="D9A441" w:sz="6"/>
-              <w:bottom w:val="dashed" w:color="D9A441" w:sz="6"/>
-              <w:right w:val="dashed" w:color="D9A441" w:sz="6"/>
-            </w:tcBorders>
-            <w:shd w:fill="FFF7E6" w:color="auto" w:val="clear"/>
-            <w:tcMar>
-              <w:top w:type="dxa" w:w="160"/>
-              <w:left w:type="dxa" w:w="160"/>
-              <w:bottom w:type="dxa" w:w="160"/>
-              <w:right w:type="dxa" w:w="160"/>
-            </w:tcMar>
-          </w:tcPr>
-          <w:p>
-            <w:pPr>
-              <w:spacing w:after="60"/>
-            </w:pPr>
-            <w:r>
-              <w:rPr>
-                <w:b/>
-                <w:bCs/>
-                <w:color w:val="8A5A00"/>
-                <w:sz w:val="20"/>
-                <w:szCs w:val="20"/>
-              </w:rPr>
-              <w:t xml:space="preserve">INSERTAR CAPTURA  ·  14-renovacion-desactivada.png</w:t>
-            </w:r>
-          </w:p>
-          <w:p>
-            <w:pPr>
-              <w:spacing w:after="0"/>
-            </w:pPr>
-            <w:r>
-              <w:rPr>
-                <w:i/>
-                <w:iCs/>
-                <w:color w:val="6B4A00"/>
-                <w:sz w:val="20"/>
-                <w:szCs w:val="20"/>
-              </w:rPr>
-              <w:t xml:space="preserve">systemctl list-timers --all sin ningún temporizador de certbot.</w:t>
+              <w:t xml:space="preserve">Pendiente. Ejecutar en el servidor: systemctl list-timers --all | grep -i certbot  (la salida debe quedar vacia) y ls /etc/cron.d/ | grep -i certbot.</w:t>
             </w:r>
           </w:p>
         </w:tc>
@@ -8743,6 +8815,204 @@
         <w:t xml:space="preserve"/>
       </w:r>
     </w:p>
+    <w:p>
+      <w:pPr>
+        <w:spacing w:after="60" w:before="160"/>
+        <w:jc w:val="center"/>
+      </w:pPr>
+      <w:r>
+        <w:drawing>
+          <wp:inline distT="0" distB="0" distL="0" distR="0">
+            <wp:extent cx="5905500" cy="2533650"/>
+            <wp:effectExtent t="0" r="0" b="0" l="0"/>
+            <wp:docPr id="1" name="" descr="" title=""/>
+            <wp:cNvGraphicFramePr>
+              <a:graphicFrameLocks xmlns:a="http://schemas.openxmlformats.org/drawingml/2006/main" noChangeAspect="1"/>
+            </wp:cNvGraphicFramePr>
+            <a:graphic xmlns:a="http://schemas.openxmlformats.org/drawingml/2006/main">
+              <a:graphicData uri="http://schemas.openxmlformats.org/drawingml/2006/picture">
+                <pic:pic xmlns:pic="http://schemas.openxmlformats.org/drawingml/2006/picture">
+                  <pic:nvPicPr>
+                    <pic:cNvPr id="0" name="" descr=""/>
+                    <pic:cNvPicPr>
+                      <a:picLocks noChangeAspect="1" noChangeArrowheads="1"/>
+                    </pic:cNvPicPr>
+                  </pic:nvPicPr>
+                  <pic:blipFill>
+                    <a:blip r:embed="rId23" cstate="none"/>
+                    <a:srcRect/>
+                    <a:stretch>
+                      <a:fillRect/>
+                    </a:stretch>
+                  </pic:blipFill>
+                  <pic:spPr bwMode="auto">
+                    <a:xfrm>
+                      <a:off x="0" y="0"/>
+                      <a:ext cx="5905500" cy="2533650"/>
+                    </a:xfrm>
+                    <a:prstGeom prst="rect">
+                      <a:avLst/>
+                    </a:prstGeom>
+                  </pic:spPr>
+                </pic:pic>
+              </a:graphicData>
+            </a:graphic>
+          </wp:inline>
+        </w:drawing>
+      </w:r>
+    </w:p>
+    <w:p>
+      <w:pPr>
+        <w:spacing w:after="240"/>
+        <w:jc w:val="center"/>
+      </w:pPr>
+      <w:r>
+        <w:rPr>
+          <w:i/>
+          <w:iCs/>
+          <w:color w:val="555555"/>
+          <w:sz w:val="18"/>
+          <w:szCs w:val="18"/>
+        </w:rPr>
+        <w:t xml:space="preserve">Figura 16. Visor de certificados con el de Let’s Encrypt ya instalado: "Issued By: YE1, Let’s Encrypt". Comparese con la figura del certificado autofirmado, donde emisor y titular coincidian.</w:t>
+      </w:r>
+    </w:p>
+    <w:p>
+      <w:pPr>
+        <w:spacing w:after="60" w:before="160"/>
+        <w:jc w:val="center"/>
+      </w:pPr>
+      <w:r>
+        <w:drawing>
+          <wp:inline distT="0" distB="0" distL="0" distR="0">
+            <wp:extent cx="5905500" cy="6067425"/>
+            <wp:effectExtent t="0" r="0" b="0" l="0"/>
+            <wp:docPr id="1" name="" descr="" title=""/>
+            <wp:cNvGraphicFramePr>
+              <a:graphicFrameLocks xmlns:a="http://schemas.openxmlformats.org/drawingml/2006/main" noChangeAspect="1"/>
+            </wp:cNvGraphicFramePr>
+            <a:graphic xmlns:a="http://schemas.openxmlformats.org/drawingml/2006/main">
+              <a:graphicData uri="http://schemas.openxmlformats.org/drawingml/2006/picture">
+                <pic:pic xmlns:pic="http://schemas.openxmlformats.org/drawingml/2006/picture">
+                  <pic:nvPicPr>
+                    <pic:cNvPr id="0" name="" descr=""/>
+                    <pic:cNvPicPr>
+                      <a:picLocks noChangeAspect="1" noChangeArrowheads="1"/>
+                    </pic:cNvPicPr>
+                  </pic:nvPicPr>
+                  <pic:blipFill>
+                    <a:blip r:embed="rId24" cstate="none"/>
+                    <a:srcRect/>
+                    <a:stretch>
+                      <a:fillRect/>
+                    </a:stretch>
+                  </pic:blipFill>
+                  <pic:spPr bwMode="auto">
+                    <a:xfrm>
+                      <a:off x="0" y="0"/>
+                      <a:ext cx="5905500" cy="6067425"/>
+                    </a:xfrm>
+                    <a:prstGeom prst="rect">
+                      <a:avLst/>
+                    </a:prstGeom>
+                  </pic:spPr>
+                </pic:pic>
+              </a:graphicData>
+            </a:graphic>
+          </wp:inline>
+        </w:drawing>
+      </w:r>
+    </w:p>
+    <w:p>
+      <w:pPr>
+        <w:spacing w:after="240"/>
+        <w:jc w:val="center"/>
+      </w:pPr>
+      <w:r>
+        <w:rPr>
+          <w:i/>
+          <w:iCs/>
+          <w:color w:val="555555"/>
+          <w:sz w:val="18"/>
+          <w:szCs w:val="18"/>
+        </w:rPr>
+        <w:t xml:space="preserve">Figura 17. Cadena de certificacion completa hasta ISRG Root X1 y resultado de la validacion: Verify return code: 0 (ok).</w:t>
+      </w:r>
+    </w:p>
+    <w:p>
+      <w:pPr>
+        <w:spacing w:after="60" w:before="160"/>
+        <w:jc w:val="center"/>
+      </w:pPr>
+      <w:r>
+        <w:drawing>
+          <wp:inline distT="0" distB="0" distL="0" distR="0">
+            <wp:extent cx="5905500" cy="5133975"/>
+            <wp:effectExtent t="0" r="0" b="0" l="0"/>
+            <wp:docPr id="1" name="" descr="" title=""/>
+            <wp:cNvGraphicFramePr>
+              <a:graphicFrameLocks xmlns:a="http://schemas.openxmlformats.org/drawingml/2006/main" noChangeAspect="1"/>
+            </wp:cNvGraphicFramePr>
+            <a:graphic xmlns:a="http://schemas.openxmlformats.org/drawingml/2006/main">
+              <a:graphicData uri="http://schemas.openxmlformats.org/drawingml/2006/picture">
+                <pic:pic xmlns:pic="http://schemas.openxmlformats.org/drawingml/2006/picture">
+                  <pic:nvPicPr>
+                    <pic:cNvPr id="0" name="" descr=""/>
+                    <pic:cNvPicPr>
+                      <a:picLocks noChangeAspect="1" noChangeArrowheads="1"/>
+                    </pic:cNvPicPr>
+                  </pic:nvPicPr>
+                  <pic:blipFill>
+                    <a:blip r:embed="rId25" cstate="none"/>
+                    <a:srcRect/>
+                    <a:stretch>
+                      <a:fillRect/>
+                    </a:stretch>
+                  </pic:blipFill>
+                  <pic:spPr bwMode="auto">
+                    <a:xfrm>
+                      <a:off x="0" y="0"/>
+                      <a:ext cx="5905500" cy="5133975"/>
+                    </a:xfrm>
+                    <a:prstGeom prst="rect">
+                      <a:avLst/>
+                    </a:prstGeom>
+                  </pic:spPr>
+                </pic:pic>
+              </a:graphicData>
+            </a:graphic>
+          </wp:inline>
+        </w:drawing>
+      </w:r>
+    </w:p>
+    <w:p>
+      <w:pPr>
+        <w:spacing w:after="240"/>
+        <w:jc w:val="center"/>
+      </w:pPr>
+      <w:r>
+        <w:rPr>
+          <w:i/>
+          <w:iCs/>
+          <w:color w:val="555555"/>
+          <w:sz w:val="18"/>
+          <w:szCs w:val="18"/>
+        </w:rPr>
+        <w:t xml:space="preserve">Figura 18. Resultado de la bateria de comprobaciones: TLS 1.0 y 1.1 rechazados, TLS 1.2 y 1.3 aceptados.</w:t>
+      </w:r>
+    </w:p>
+    <w:p>
+      <w:pPr>
+        <w:spacing w:after="0"/>
+      </w:pPr>
+      <w:r>
+        <w:rPr>
+          <w:sz w:val="22"/>
+          <w:szCs w:val="22"/>
+        </w:rPr>
+        <w:t xml:space="preserve"/>
+      </w:r>
+    </w:p>
     <w:tbl>
       <w:tblPr>
         <w:tblW w:type="dxa" w:w="9360"/>
@@ -8788,7 +9058,7 @@
                 <w:sz w:val="20"/>
                 <w:szCs w:val="20"/>
               </w:rPr>
-              <w:t xml:space="preserve">INSERTAR CAPTURA  ·  15-firefox-candado.png</w:t>
+              <w:t xml:space="preserve">INSERTAR CAPTURA  ·  16-redireccion-301.png</w:t>
             </w:r>
           </w:p>
           <w:p>
@@ -8803,7 +9073,7 @@
                 <w:sz w:val="20"/>
                 <w:szCs w:val="20"/>
               </w:rPr>
-              <w:t xml:space="preserve">Firefox sobre https://santafe-pineda.shop/ con el candado cerrado y el panel de conexión segura indicando "Verificado por: Let’s Encrypt".</w:t>
+              <w:t xml:space="preserve">Pendiente. Ejecutar: curl -I http://santafe-pineda.shop/login  La respuesta debe ser 301 con la cabecera Location hacia https.</w:t>
             </w:r>
           </w:p>
         </w:tc>
@@ -8866,7 +9136,7 @@
                 <w:sz w:val="20"/>
                 <w:szCs w:val="20"/>
               </w:rPr>
-              <w:t xml:space="preserve">INSERTAR CAPTURA  ·  16-redireccion-301.png</w:t>
+              <w:t xml:space="preserve">INSERTAR CAPTURA  ·  17-ssllabs-A.png</w:t>
             </w:r>
           </w:p>
           <w:p>
@@ -8881,85 +9151,7 @@
                 <w:sz w:val="20"/>
                 <w:szCs w:val="20"/>
               </w:rPr>
-              <w:t xml:space="preserve">curl -I http://santafe-pineda.shop/ devolviendo 301 y la cabecera Location hacia https.</w:t>
-            </w:r>
-          </w:p>
-        </w:tc>
-      </w:tr>
-    </w:tbl>
-    <w:p>
-      <w:pPr>
-        <w:spacing w:after="0"/>
-      </w:pPr>
-      <w:r>
-        <w:rPr>
-          <w:sz w:val="22"/>
-          <w:szCs w:val="22"/>
-        </w:rPr>
-        <w:t xml:space="preserve"/>
-      </w:r>
-    </w:p>
-    <w:tbl>
-      <w:tblPr>
-        <w:tblW w:type="dxa" w:w="9360"/>
-        <w:tblBorders>
-          <w:top w:val="single" w:color="auto" w:sz="4"/>
-          <w:left w:val="single" w:color="auto" w:sz="4"/>
-          <w:bottom w:val="single" w:color="auto" w:sz="4"/>
-          <w:right w:val="single" w:color="auto" w:sz="4"/>
-          <w:insideH w:val="single" w:color="auto" w:sz="4"/>
-          <w:insideV w:val="single" w:color="auto" w:sz="4"/>
-        </w:tblBorders>
-      </w:tblPr>
-      <w:tblGrid>
-        <w:gridCol w:w="9360"/>
-      </w:tblGrid>
-      <w:tr>
-        <w:tc>
-          <w:tcPr>
-            <w:tcW w:type="dxa" w:w="9360"/>
-            <w:tcBorders>
-              <w:top w:val="dashed" w:color="D9A441" w:sz="6"/>
-              <w:left w:val="dashed" w:color="D9A441" w:sz="6"/>
-              <w:bottom w:val="dashed" w:color="D9A441" w:sz="6"/>
-              <w:right w:val="dashed" w:color="D9A441" w:sz="6"/>
-            </w:tcBorders>
-            <w:shd w:fill="FFF7E6" w:color="auto" w:val="clear"/>
-            <w:tcMar>
-              <w:top w:type="dxa" w:w="160"/>
-              <w:left w:type="dxa" w:w="160"/>
-              <w:bottom w:type="dxa" w:w="160"/>
-              <w:right w:type="dxa" w:w="160"/>
-            </w:tcMar>
-          </w:tcPr>
-          <w:p>
-            <w:pPr>
-              <w:spacing w:after="60"/>
-            </w:pPr>
-            <w:r>
-              <w:rPr>
-                <w:b/>
-                <w:bCs/>
-                <w:color w:val="8A5A00"/>
-                <w:sz w:val="20"/>
-                <w:szCs w:val="20"/>
-              </w:rPr>
-              <w:t xml:space="preserve">INSERTAR CAPTURA  ·  17-ssllabs-A.png</w:t>
-            </w:r>
-          </w:p>
-          <w:p>
-            <w:pPr>
-              <w:spacing w:after="0"/>
-            </w:pPr>
-            <w:r>
-              <w:rPr>
-                <w:i/>
-                <w:iCs/>
-                <w:color w:val="6B4A00"/>
-                <w:sz w:val="20"/>
-                <w:szCs w:val="20"/>
-              </w:rPr>
-              <w:t xml:space="preserve">Informe de SSL Labs con calificación A o A+ y la cadena de certificación completa.</w:t>
+              <w:t xml:space="preserve">Pendiente. Repetir la prueba de SSL Labs ahora que el certificado es de Let’s Encrypt: la calificacion debe pasar de T a A.</w:t>
             </w:r>
           </w:p>
         </w:tc>
